--- a/DOCX/TaiLieuThietKe/21_Traceability_Matrix_va_Test_Plan.docx
+++ b/DOCX/TaiLieuThietKe/21_Traceability_Matrix_va_Test_Plan.docx
@@ -29,7 +29,7 @@
         <w:jc w:val="both"/>
       </w:pPr>
       <w:r>
-        <w:t>Tài liệu thiết lập mối liên kết hai chiều từ yêu cầu nghiệp vụ và Acceptance Criteria đến thiết kế, API, wireframe, test case dự kiến và minh chứng phải lưu. Đồng thời, tài liệu quy định kế hoạch kiểm thử dùng để xác nhận hệ thống Helpdesk &amp; SLA đáp ứng đúng nghiệp vụ Galaxy Cinema - Trường Chinh trước khi nghiệm thu.</w:t>
+        <w:t>Tài liệu thiết lập mối liên kết hai chiều từ yêu cầu nghiệp vụ và Acceptance Criteria đến thiết kế, API, wireframe, test case dự kiến và minh chứng phải lưu. Đồng thời, tài liệu quy định kế hoạch kiểm thử dùng để xác nhận hệ thống Helpdesk &amp; SLA đáp ứng đúng nghiệp vụ trước khi nghiệm thu.</w:t>
       </w:r>
     </w:p>
     <w:p>

--- a/DOCX/TaiLieuThietKe/21_Traceability_Matrix_va_Test_Plan.docx
+++ b/DOCX/TaiLieuThietKe/21_Traceability_Matrix_va_Test_Plan.docx
@@ -38,7 +38,7 @@
         <w:jc w:val="both"/>
       </w:pPr>
       <w:r>
-        <w:t>Kết quả: 21/21 User Story được truy vết, gồm 20/20 yêu cầu Must; 108 Acceptance Criteria được bao phủ ở mức kế hoạch; 92 test case dự kiến có kết quả mong đợi và loại minh chứng cần lưu.</w:t>
+        <w:t>Quản trị người dùng bao gồm tạo tài khoản qua ADM-00; tra cứu, cập nhật, khóa tài khoản và cấp hoặc thu hồi vai trò qua ADM-01 đến ADM-05. Danh sách vai trò và phòng ban phục vụ biểu mẫu được lấy qua ADM-06 và ADM-07. Hệ thống không cung cấp API hoặc giao diện quản trị phiên bản SLA Policy; SLA Policy chỉ được sử dụng như dữ liệu cấu hình và seed để xác định mục tiêu SLA khi khởi tạo runtime.</w:t>
       </w:r>
     </w:p>
     <w:p>
@@ -353,11 +353,11 @@
         <w:sym w:font="Wingdings" w:char="F0E0"/>
       </w:r>
       <w:r>
-        <w:t xml:space="preserve">IN_PROGRESS và tạo Resolution SLA cycle mới. Rating dùng trạng thái RESOLVED/CLOSED theo API </w:t>
+        <w:t xml:space="preserve">IN_PROGRESS và tạo </w:t>
       </w:r>
       <w:r>
         <w:lastRenderedPageBreak/>
-        <w:t>RAT-01; quản trị user chỉ cập nhật/khóa/cấp vai trò cho tài khoản hiện có theo ADM-01..07.</w:t>
+        <w:t>Resolution SLA cycle mới. Rating dùng trạng thái RESOLVED/CLOSED theo API RAT-01; quản trị user chỉ cập nhật/khóa/cấp vai trò cho tài khoản hiện có theo ADM-01..07.</w:t>
       </w:r>
     </w:p>
     <w:p>
@@ -982,9 +982,18 @@
             <w:pPr>
               <w:spacing w:line="360" w:lineRule="auto"/>
               <w:jc w:val="both"/>
-            </w:pPr>
-            <w:r>
-              <w:t>Ghi nhận phản hồi đầu tiên</w:t>
+              <w:rPr>
+                <w:lang w:val="vi-VN"/>
+              </w:rPr>
+            </w:pPr>
+            <w:r>
+              <w:t>Tạo</w:t>
+            </w:r>
+            <w:r>
+              <w:rPr>
+                <w:lang w:val="vi-VN"/>
+              </w:rPr>
+              <w:t xml:space="preserve"> người dùng mới</w:t>
             </w:r>
           </w:p>
         </w:tc>
@@ -1010,23 +1019,32 @@
             <w:pPr>
               <w:spacing w:line="360" w:lineRule="auto"/>
               <w:jc w:val="both"/>
-            </w:pPr>
-            <w:r>
-              <w:t>AC07.1-AC07.5</w:t>
-            </w:r>
-          </w:p>
-        </w:tc>
-        <w:tc>
-          <w:tcPr>
-            <w:tcW w:w="0" w:type="auto"/>
-          </w:tcPr>
-          <w:p>
-            <w:pPr>
-              <w:spacing w:line="360" w:lineRule="auto"/>
-              <w:jc w:val="both"/>
-            </w:pPr>
-            <w:r>
-              <w:t>Processor/System</w:t>
+              <w:rPr>
+                <w:lang w:val="vi-VN"/>
+              </w:rPr>
+            </w:pPr>
+            <w:r>
+              <w:t>AC17</w:t>
+            </w:r>
+            <w:r>
+              <w:rPr>
+                <w:lang w:val="vi-VN"/>
+              </w:rPr>
+              <w:t>.1-AC17.5</w:t>
+            </w:r>
+          </w:p>
+        </w:tc>
+        <w:tc>
+          <w:tcPr>
+            <w:tcW w:w="0" w:type="auto"/>
+          </w:tcPr>
+          <w:p>
+            <w:pPr>
+              <w:spacing w:line="360" w:lineRule="auto"/>
+              <w:jc w:val="both"/>
+            </w:pPr>
+            <w:r>
+              <w:t>Admin</w:t>
             </w:r>
           </w:p>
         </w:tc>
@@ -1703,9 +1721,18 @@
             <w:pPr>
               <w:spacing w:line="360" w:lineRule="auto"/>
               <w:jc w:val="both"/>
-            </w:pPr>
-            <w:r>
-              <w:t>Quản trị phiên bản SLA Policy</w:t>
+              <w:rPr>
+                <w:lang w:val="vi-VN"/>
+              </w:rPr>
+            </w:pPr>
+            <w:r>
+              <w:t>Tạo</w:t>
+            </w:r>
+            <w:r>
+              <w:rPr>
+                <w:lang w:val="vi-VN"/>
+              </w:rPr>
+              <w:t xml:space="preserve"> tài khoản người dùng mới</w:t>
             </w:r>
           </w:p>
         </w:tc>
@@ -3385,35 +3412,38 @@
               <w:jc w:val="both"/>
             </w:pPr>
             <w:r>
-              <w:t>SLA_POLICIES; SLA-03..06; WF-HA-11</w:t>
-            </w:r>
-          </w:p>
-        </w:tc>
-        <w:tc>
-          <w:tcPr>
-            <w:tcW w:w="0" w:type="auto"/>
-          </w:tcPr>
-          <w:p>
-            <w:pPr>
-              <w:spacing w:line="360" w:lineRule="auto"/>
-              <w:jc w:val="both"/>
-            </w:pPr>
-            <w:r>
-              <w:t>TC-SLA-13..14</w:t>
-            </w:r>
-          </w:p>
-        </w:tc>
-        <w:tc>
-          <w:tcPr>
-            <w:tcW w:w="0" w:type="auto"/>
-          </w:tcPr>
-          <w:p>
-            <w:pPr>
-              <w:spacing w:line="360" w:lineRule="auto"/>
-              <w:jc w:val="both"/>
-            </w:pPr>
-            <w:r>
-              <w:t>EV-UI, EV-API, EV-DB, EV-AUD</w:t>
+              <w:t>USERS, USER_ROLES; ADM-00/06/07; WF-HA-11</w:t>
+            </w:r>
+          </w:p>
+        </w:tc>
+        <w:tc>
+          <w:tcPr>
+            <w:tcW w:w="0" w:type="auto"/>
+          </w:tcPr>
+          <w:p>
+            <w:pPr>
+              <w:spacing w:line="360" w:lineRule="auto"/>
+              <w:jc w:val="both"/>
+            </w:pPr>
+            <w:r>
+              <w:t>TC-ADM-05..06</w:t>
+            </w:r>
+          </w:p>
+        </w:tc>
+        <w:tc>
+          <w:tcPr>
+            <w:tcW w:w="0" w:type="auto"/>
+          </w:tcPr>
+          <w:p>
+            <w:pPr>
+              <w:spacing w:line="360" w:lineRule="auto"/>
+              <w:jc w:val="both"/>
+            </w:pPr>
+            <w:r>
+              <w:t>EV-UI, EV-API, EV-DB</w:t>
+            </w:r>
+            <w:r>
+              <w:t>, EV-AUD</w:t>
             </w:r>
           </w:p>
         </w:tc>
@@ -3957,9 +3987,9 @@
         <w:tblLook w:val="04A0" w:firstRow="1" w:lastRow="0" w:firstColumn="1" w:lastColumn="0" w:noHBand="0" w:noVBand="1"/>
       </w:tblPr>
       <w:tblGrid>
-        <w:gridCol w:w="1898"/>
-        <w:gridCol w:w="5104"/>
-        <w:gridCol w:w="2014"/>
+        <w:gridCol w:w="1901"/>
+        <w:gridCol w:w="5060"/>
+        <w:gridCol w:w="2055"/>
       </w:tblGrid>
       <w:tr>
         <w:trPr>
@@ -4145,7 +4175,7 @@
               <w:jc w:val="both"/>
             </w:pPr>
             <w:r>
-              <w:t>Schema request/response, HTTP/error code, transaction, DB/Redis/Object storage/Worker và action side effect.</w:t>
+              <w:t>Schema request/response, HTTP/error code, transaction, DB/Redis/Worker và action side effect.</w:t>
             </w:r>
           </w:p>
         </w:tc>
@@ -4516,7 +4546,16 @@
               <w:jc w:val="both"/>
             </w:pPr>
             <w:r>
-              <w:t>Web UI, API, PostgreSQL, Redis, Object storage và SLA/notification worker; truy vấn DB chỉ dùng tài khoản read-only khi xác minh.</w:t>
+              <w:t>Web UI, API, PostgreSQL, Redis</w:t>
+            </w:r>
+            <w:r>
+              <w:rPr>
+                <w:lang w:val="vi-VN"/>
+              </w:rPr>
+              <w:t xml:space="preserve"> </w:t>
+            </w:r>
+            <w:r>
+              <w:t>và SLA/notification worker; truy vấn DB chỉ dùng tài khoản read-only khi xác minh.</w:t>
             </w:r>
           </w:p>
         </w:tc>
@@ -4826,7 +4865,7 @@
               <w:jc w:val="both"/>
             </w:pPr>
             <w:r>
-              <w:t>Duy trì môi trường, job/worker/object storage, snapshot và quyền DB read-only cho QA.</w:t>
+              <w:t>Duy trì môi trường, job/worker, snapshot và quyền DB read-only cho QA.</w:t>
             </w:r>
           </w:p>
         </w:tc>
@@ -4854,9 +4893,21 @@
             <w:pPr>
               <w:spacing w:line="360" w:lineRule="auto"/>
               <w:jc w:val="both"/>
-            </w:pPr>
-            <w:r>
-              <w:t>Xác nhận assignment, SLA Policy, dashboard, audit và tiêu chí vận hành tại rạp.</w:t>
+              <w:rPr>
+                <w:lang w:val="vi-VN"/>
+              </w:rPr>
+            </w:pPr>
+            <w:r>
+              <w:t xml:space="preserve">Xác nhận assignment, SLA Policy, dashboard, audit và tiêu chí vận </w:t>
+            </w:r>
+            <w:r>
+              <w:t>hành</w:t>
+            </w:r>
+            <w:r>
+              <w:rPr>
+                <w:lang w:val="vi-VN"/>
+              </w:rPr>
+              <w:t>.</w:t>
             </w:r>
           </w:p>
         </w:tc>
@@ -6284,8 +6335,8 @@
         <w:tblLook w:val="04A0" w:firstRow="1" w:lastRow="0" w:firstColumn="1" w:lastColumn="0" w:noHBand="0" w:noVBand="1"/>
       </w:tblPr>
       <w:tblGrid>
-        <w:gridCol w:w="1130"/>
-        <w:gridCol w:w="7886"/>
+        <w:gridCol w:w="1156"/>
+        <w:gridCol w:w="7860"/>
       </w:tblGrid>
       <w:tr>
         <w:trPr>
@@ -6359,9 +6410,18 @@
             <w:pPr>
               <w:spacing w:line="360" w:lineRule="auto"/>
               <w:jc w:val="both"/>
-            </w:pPr>
-            <w:r>
-              <w:t>test/evidence/&lt;cycle&gt;/&lt;domain&gt;/&lt;TC-ID&gt;/</w:t>
+              <w:rPr>
+                <w:lang w:val="vi-VN"/>
+              </w:rPr>
+            </w:pPr>
+            <w:r>
+              <w:t>evidence</w:t>
+            </w:r>
+            <w:r>
+              <w:rPr>
+                <w:lang w:val="vi-VN"/>
+              </w:rPr>
+              <w:t>/</w:t>
             </w:r>
           </w:p>
         </w:tc>
@@ -6391,7 +6451,7 @@
               <w:jc w:val="both"/>
             </w:pPr>
             <w:r>
-              <w:t>CV022_&lt;TC-ID&gt;_&lt;ENV&gt;_&lt;YYYYMMDD-HHMMSS&gt;_&lt;EV-TYPE&gt;.&lt;ext&gt;</w:t>
+              <w:t>&lt;TC-ID&gt;_&lt;ENV&gt;_&lt;YYYYMMDD-HHMMSS&gt;_&lt;EV-TYPE&gt;.&lt;ext&gt;</w:t>
             </w:r>
           </w:p>
         </w:tc>
@@ -6421,7 +6481,7 @@
               <w:jc w:val="both"/>
             </w:pPr>
             <w:r>
-              <w:t>CV022_TC-WF-03_STG_20260825-101530_EV-SLA.png</w:t>
+              <w:t>TC-WF-03_STG_20260825-101530_EV-SLA.png</w:t>
             </w:r>
           </w:p>
         </w:tc>
@@ -6742,7 +6802,6 @@
         <w:spacing w:after="0" w:line="360" w:lineRule="auto"/>
       </w:pPr>
       <w:r>
-        <w:lastRenderedPageBreak/>
         <w:t>21.7. Danh mục test case dự kiến</w:t>
       </w:r>
     </w:p>
@@ -6761,6 +6820,7 @@
         <w:spacing w:before="0" w:after="0" w:line="360" w:lineRule="auto"/>
       </w:pPr>
       <w:r>
+        <w:lastRenderedPageBreak/>
         <w:t>21.7.1. Xác thực và phiên</w:t>
       </w:r>
     </w:p>
@@ -7227,11 +7287,11 @@
               <w:jc w:val="both"/>
             </w:pPr>
             <w:r>
-              <w:t xml:space="preserve">Gọi API khi </w:t>
+              <w:t xml:space="preserve">Gọi API khi thiếu token hoặc </w:t>
             </w:r>
             <w:r>
               <w:lastRenderedPageBreak/>
-              <w:t>thiếu token hoặc token hết hạn.</w:t>
+              <w:t>token hết hạn.</w:t>
             </w:r>
           </w:p>
         </w:tc>
@@ -7246,11 +7306,7 @@
             </w:pPr>
             <w:r>
               <w:lastRenderedPageBreak/>
-              <w:t xml:space="preserve">HTTP 401; error envelope có </w:t>
-            </w:r>
-            <w:r>
-              <w:lastRenderedPageBreak/>
-              <w:t>request_id; dữ liệu không đổi.</w:t>
+              <w:t>HTTP 401; error envelope có request_id; dữ liệu không đổi.</w:t>
             </w:r>
           </w:p>
         </w:tc>
@@ -7264,7 +7320,6 @@
               <w:jc w:val="both"/>
             </w:pPr>
             <w:r>
-              <w:lastRenderedPageBreak/>
               <w:t>EV-API + EV-DB</w:t>
             </w:r>
           </w:p>
@@ -7668,11 +7723,102 @@
               <w:jc w:val="both"/>
             </w:pPr>
             <w:r>
-              <w:t xml:space="preserve">HTTP 422; lỗi đúng trường; không tạo ticket, SLA hoặc audit </w:t>
+              <w:t>HTTP 422; lỗi đúng trường; không tạo ticket, SLA hoặc audit hành động thành công.</w:t>
+            </w:r>
+          </w:p>
+        </w:tc>
+        <w:tc>
+          <w:tcPr>
+            <w:tcW w:w="1224" w:type="dxa"/>
+          </w:tcPr>
+          <w:p>
+            <w:pPr>
+              <w:spacing w:line="360" w:lineRule="auto"/>
+              <w:jc w:val="both"/>
+            </w:pPr>
+            <w:r>
+              <w:t>EV-UI + EV-API + EV-DB</w:t>
+            </w:r>
+          </w:p>
+        </w:tc>
+      </w:tr>
+      <w:tr>
+        <w:tc>
+          <w:tcPr>
+            <w:tcW w:w="1129" w:type="dxa"/>
+          </w:tcPr>
+          <w:p>
+            <w:pPr>
+              <w:spacing w:line="360" w:lineRule="auto"/>
+              <w:jc w:val="both"/>
+            </w:pPr>
+            <w:r>
+              <w:t>TC-TKT-03</w:t>
+            </w:r>
+          </w:p>
+        </w:tc>
+        <w:tc>
+          <w:tcPr>
+            <w:tcW w:w="1418" w:type="dxa"/>
+          </w:tcPr>
+          <w:p>
+            <w:pPr>
+              <w:spacing w:line="360" w:lineRule="auto"/>
+              <w:jc w:val="both"/>
+            </w:pPr>
+            <w:r>
+              <w:t>US02/AC02.2,2.4</w:t>
+            </w:r>
+          </w:p>
+        </w:tc>
+        <w:tc>
+          <w:tcPr>
+            <w:tcW w:w="942" w:type="dxa"/>
+          </w:tcPr>
+          <w:p>
+            <w:pPr>
+              <w:spacing w:line="360" w:lineRule="auto"/>
+              <w:jc w:val="both"/>
+            </w:pPr>
+            <w:r>
+              <w:t>Requester</w:t>
+            </w:r>
+          </w:p>
+        </w:tc>
+        <w:tc>
+          <w:tcPr>
+            <w:tcW w:w="2223" w:type="dxa"/>
+          </w:tcPr>
+          <w:p>
+            <w:pPr>
+              <w:spacing w:line="360" w:lineRule="auto"/>
+              <w:jc w:val="both"/>
+            </w:pPr>
+            <w:r>
+              <w:t xml:space="preserve">Tạo ticket kèm tệp hợp lệ rồi thử tệp </w:t>
             </w:r>
             <w:r>
               <w:lastRenderedPageBreak/>
-              <w:t>hành động thành công.</w:t>
+              <w:t>sai MIME/phần mở rộng/quá dung lượng.</w:t>
+            </w:r>
+          </w:p>
+        </w:tc>
+        <w:tc>
+          <w:tcPr>
+            <w:tcW w:w="2080" w:type="dxa"/>
+          </w:tcPr>
+          <w:p>
+            <w:pPr>
+              <w:spacing w:line="360" w:lineRule="auto"/>
+              <w:jc w:val="both"/>
+            </w:pPr>
+            <w:r>
+              <w:lastRenderedPageBreak/>
+              <w:t xml:space="preserve">Tệp hợp lệ được gắn ticket; tệp sai </w:t>
+            </w:r>
+            <w:r>
+              <w:lastRenderedPageBreak/>
+              <w:t>bị từ chối; không để orphan metadata/object.</w:t>
             </w:r>
           </w:p>
         </w:tc>
@@ -7687,6 +7833,183 @@
             </w:pPr>
             <w:r>
               <w:lastRenderedPageBreak/>
+              <w:t xml:space="preserve">EV-UI + EV-API </w:t>
+            </w:r>
+            <w:r>
+              <w:lastRenderedPageBreak/>
+              <w:t>+ EV-FILE + EV-DB</w:t>
+            </w:r>
+          </w:p>
+        </w:tc>
+      </w:tr>
+      <w:tr>
+        <w:tc>
+          <w:tcPr>
+            <w:tcW w:w="1129" w:type="dxa"/>
+          </w:tcPr>
+          <w:p>
+            <w:pPr>
+              <w:spacing w:line="360" w:lineRule="auto"/>
+              <w:jc w:val="both"/>
+            </w:pPr>
+            <w:r>
+              <w:lastRenderedPageBreak/>
+              <w:t>TC-TKT-04</w:t>
+            </w:r>
+          </w:p>
+        </w:tc>
+        <w:tc>
+          <w:tcPr>
+            <w:tcW w:w="1418" w:type="dxa"/>
+          </w:tcPr>
+          <w:p>
+            <w:pPr>
+              <w:spacing w:line="360" w:lineRule="auto"/>
+              <w:jc w:val="both"/>
+            </w:pPr>
+            <w:r>
+              <w:t>US03/AC03.1</w:t>
+            </w:r>
+          </w:p>
+        </w:tc>
+        <w:tc>
+          <w:tcPr>
+            <w:tcW w:w="942" w:type="dxa"/>
+          </w:tcPr>
+          <w:p>
+            <w:pPr>
+              <w:spacing w:line="360" w:lineRule="auto"/>
+              <w:jc w:val="both"/>
+            </w:pPr>
+            <w:r>
+              <w:t>Requester</w:t>
+            </w:r>
+          </w:p>
+        </w:tc>
+        <w:tc>
+          <w:tcPr>
+            <w:tcW w:w="2223" w:type="dxa"/>
+          </w:tcPr>
+          <w:p>
+            <w:pPr>
+              <w:spacing w:line="360" w:lineRule="auto"/>
+              <w:jc w:val="both"/>
+            </w:pPr>
+            <w:r>
+              <w:t>Mở danh sách và chi tiết ticket do chính mình tạo.</w:t>
+            </w:r>
+          </w:p>
+        </w:tc>
+        <w:tc>
+          <w:tcPr>
+            <w:tcW w:w="2080" w:type="dxa"/>
+          </w:tcPr>
+          <w:p>
+            <w:pPr>
+              <w:spacing w:line="360" w:lineRule="auto"/>
+              <w:jc w:val="both"/>
+            </w:pPr>
+            <w:r>
+              <w:t>Chỉ thấy ticket thuộc requester; bộ lọc và phân trang không làm lộ ticket khác.</w:t>
+            </w:r>
+          </w:p>
+        </w:tc>
+        <w:tc>
+          <w:tcPr>
+            <w:tcW w:w="1224" w:type="dxa"/>
+          </w:tcPr>
+          <w:p>
+            <w:pPr>
+              <w:spacing w:line="360" w:lineRule="auto"/>
+              <w:jc w:val="both"/>
+            </w:pPr>
+            <w:r>
+              <w:t>EV-UI + EV-API</w:t>
+            </w:r>
+          </w:p>
+        </w:tc>
+      </w:tr>
+      <w:tr>
+        <w:tc>
+          <w:tcPr>
+            <w:tcW w:w="1129" w:type="dxa"/>
+          </w:tcPr>
+          <w:p>
+            <w:pPr>
+              <w:spacing w:line="360" w:lineRule="auto"/>
+              <w:jc w:val="both"/>
+            </w:pPr>
+            <w:r>
+              <w:t>TC-TKT-05</w:t>
+            </w:r>
+          </w:p>
+        </w:tc>
+        <w:tc>
+          <w:tcPr>
+            <w:tcW w:w="1418" w:type="dxa"/>
+          </w:tcPr>
+          <w:p>
+            <w:pPr>
+              <w:spacing w:line="360" w:lineRule="auto"/>
+              <w:jc w:val="both"/>
+            </w:pPr>
+            <w:r>
+              <w:t>US03/AC03.2</w:t>
+            </w:r>
+          </w:p>
+        </w:tc>
+        <w:tc>
+          <w:tcPr>
+            <w:tcW w:w="942" w:type="dxa"/>
+          </w:tcPr>
+          <w:p>
+            <w:pPr>
+              <w:spacing w:line="360" w:lineRule="auto"/>
+              <w:jc w:val="both"/>
+            </w:pPr>
+            <w:r>
+              <w:t>Processor</w:t>
+            </w:r>
+          </w:p>
+        </w:tc>
+        <w:tc>
+          <w:tcPr>
+            <w:tcW w:w="2223" w:type="dxa"/>
+          </w:tcPr>
+          <w:p>
+            <w:pPr>
+              <w:spacing w:line="360" w:lineRule="auto"/>
+              <w:jc w:val="both"/>
+            </w:pPr>
+            <w:r>
+              <w:t>Mở danh sách/chi tiết khi là assignee hiện hành và khi không được giao.</w:t>
+            </w:r>
+          </w:p>
+        </w:tc>
+        <w:tc>
+          <w:tcPr>
+            <w:tcW w:w="2080" w:type="dxa"/>
+          </w:tcPr>
+          <w:p>
+            <w:pPr>
+              <w:spacing w:line="360" w:lineRule="auto"/>
+              <w:jc w:val="both"/>
+            </w:pPr>
+            <w:r>
+              <w:t>Chỉ xem ticket được phân công; ticket ngoài scope trả 403/404 theo quy ước.</w:t>
+            </w:r>
+          </w:p>
+        </w:tc>
+        <w:tc>
+          <w:tcPr>
+            <w:tcW w:w="1224" w:type="dxa"/>
+          </w:tcPr>
+          <w:p>
+            <w:pPr>
+              <w:spacing w:line="360" w:lineRule="auto"/>
+              <w:jc w:val="both"/>
+            </w:pPr>
+            <w:r>
               <w:t>EV-UI + EV-API + EV-DB</w:t>
             </w:r>
           </w:p>
@@ -7703,7 +8026,7 @@
               <w:jc w:val="both"/>
             </w:pPr>
             <w:r>
-              <w:t>TC-TKT-03</w:t>
+              <w:t>TC-TKT-06</w:t>
             </w:r>
           </w:p>
         </w:tc>
@@ -7717,7 +8040,7 @@
               <w:jc w:val="both"/>
             </w:pPr>
             <w:r>
-              <w:t>US02/AC02.2,2.4</w:t>
+              <w:t>US03/AC03.3</w:t>
             </w:r>
           </w:p>
         </w:tc>
@@ -7731,7 +8054,7 @@
               <w:jc w:val="both"/>
             </w:pPr>
             <w:r>
-              <w:t>Requester</w:t>
+              <w:t>Admin</w:t>
             </w:r>
           </w:p>
         </w:tc>
@@ -7745,7 +8068,7 @@
               <w:jc w:val="both"/>
             </w:pPr>
             <w:r>
-              <w:t>Tạo ticket kèm tệp hợp lệ rồi thử tệp sai MIME/phần mở rộng/quá dung lượng.</w:t>
+              <w:t>Tra cứu ticket toàn hệ thống với filter status/priority/category/SLA.</w:t>
             </w:r>
           </w:p>
         </w:tc>
@@ -7759,7 +8082,7 @@
               <w:jc w:val="both"/>
             </w:pPr>
             <w:r>
-              <w:t>Tệp hợp lệ được gắn ticket; tệp sai bị từ chối; không để orphan metadata/object.</w:t>
+              <w:t>Kết quả đúng điều kiện, tổng số và phân trang; không bỏ sót scope Admin.</w:t>
             </w:r>
           </w:p>
         </w:tc>
@@ -7773,7 +8096,7 @@
               <w:jc w:val="both"/>
             </w:pPr>
             <w:r>
-              <w:t>EV-UI + EV-API + EV-FILE + EV-DB</w:t>
+              <w:t>EV-UI + EV-API + EV-DB</w:t>
             </w:r>
           </w:p>
         </w:tc>
@@ -7789,7 +8112,7 @@
               <w:jc w:val="both"/>
             </w:pPr>
             <w:r>
-              <w:t>TC-TKT-04</w:t>
+              <w:t>TC-TKT-07</w:t>
             </w:r>
           </w:p>
         </w:tc>
@@ -7803,7 +8126,7 @@
               <w:jc w:val="both"/>
             </w:pPr>
             <w:r>
-              <w:t>US03/AC03.1</w:t>
+              <w:t>US03/AC03.4</w:t>
             </w:r>
           </w:p>
         </w:tc>
@@ -7817,7 +8140,7 @@
               <w:jc w:val="both"/>
             </w:pPr>
             <w:r>
-              <w:t>Requester</w:t>
+              <w:t>Requester/Processor</w:t>
             </w:r>
           </w:p>
         </w:tc>
@@ -7831,7 +8154,7 @@
               <w:jc w:val="both"/>
             </w:pPr>
             <w:r>
-              <w:t>Mở danh sách và chi tiết ticket do chính mình tạo.</w:t>
+              <w:t>Đổi ticket_id trên URL/API sang ticket ngoài phạm vi.</w:t>
             </w:r>
           </w:p>
         </w:tc>
@@ -7845,7 +8168,7 @@
               <w:jc w:val="both"/>
             </w:pPr>
             <w:r>
-              <w:t>Chỉ thấy ticket thuộc requester; bộ lọc và phân trang không làm lộ ticket khác.</w:t>
+              <w:t>Bị từ chối, không lộ title/requester/comment/attachment/SLA; không thay đổi dữ liệu.</w:t>
             </w:r>
           </w:p>
         </w:tc>
@@ -7859,7 +8182,7 @@
               <w:jc w:val="both"/>
             </w:pPr>
             <w:r>
-              <w:t>EV-UI + EV-API</w:t>
+              <w:t>EV-API + EV-DB + EV-LOG</w:t>
             </w:r>
           </w:p>
         </w:tc>
@@ -7875,7 +8198,7 @@
               <w:jc w:val="both"/>
             </w:pPr>
             <w:r>
-              <w:t>TC-TKT-05</w:t>
+              <w:t>TC-TKT-08</w:t>
             </w:r>
           </w:p>
         </w:tc>
@@ -7889,7 +8212,7 @@
               <w:jc w:val="both"/>
             </w:pPr>
             <w:r>
-              <w:t>US03/AC03.2</w:t>
+              <w:t>US03/AC03.5</w:t>
             </w:r>
           </w:p>
         </w:tc>
@@ -7903,7 +8226,7 @@
               <w:jc w:val="both"/>
             </w:pPr>
             <w:r>
-              <w:t>Processor</w:t>
+              <w:t>Tất cả</w:t>
             </w:r>
           </w:p>
         </w:tc>
@@ -7917,7 +8240,7 @@
               <w:jc w:val="both"/>
             </w:pPr>
             <w:r>
-              <w:t>Mở danh sách/chi tiết khi là assignee hiện hành và khi không được giao.</w:t>
+              <w:t>Mở chi tiết ticket có assignment, trao đổi, attachment, SLA và lịch sử.</w:t>
             </w:r>
           </w:p>
         </w:tc>
@@ -7931,7 +8254,7 @@
               <w:jc w:val="both"/>
             </w:pPr>
             <w:r>
-              <w:t>Chỉ xem ticket được phân công; ticket ngoài scope trả 403/404 theo quy ước.</w:t>
+              <w:t>Hiển thị đúng nội dung theo visibility, status hiện tại và timeline theo thời gian tăng dần.</w:t>
             </w:r>
           </w:p>
         </w:tc>
@@ -7961,265 +8284,7 @@
               <w:jc w:val="both"/>
             </w:pPr>
             <w:r>
-              <w:t>TC-TKT-06</w:t>
-            </w:r>
-          </w:p>
-        </w:tc>
-        <w:tc>
-          <w:tcPr>
-            <w:tcW w:w="1418" w:type="dxa"/>
-          </w:tcPr>
-          <w:p>
-            <w:pPr>
-              <w:spacing w:line="360" w:lineRule="auto"/>
-              <w:jc w:val="both"/>
-            </w:pPr>
-            <w:r>
-              <w:t>US03/AC03.3</w:t>
-            </w:r>
-          </w:p>
-        </w:tc>
-        <w:tc>
-          <w:tcPr>
-            <w:tcW w:w="942" w:type="dxa"/>
-          </w:tcPr>
-          <w:p>
-            <w:pPr>
-              <w:spacing w:line="360" w:lineRule="auto"/>
-              <w:jc w:val="both"/>
-            </w:pPr>
-            <w:r>
-              <w:t>Admin</w:t>
-            </w:r>
-          </w:p>
-        </w:tc>
-        <w:tc>
-          <w:tcPr>
-            <w:tcW w:w="2223" w:type="dxa"/>
-          </w:tcPr>
-          <w:p>
-            <w:pPr>
-              <w:spacing w:line="360" w:lineRule="auto"/>
-              <w:jc w:val="both"/>
-            </w:pPr>
-            <w:r>
-              <w:t>Tra cứu ticket toàn hệ thống với filter status/priority/category/SLA.</w:t>
-            </w:r>
-          </w:p>
-        </w:tc>
-        <w:tc>
-          <w:tcPr>
-            <w:tcW w:w="2080" w:type="dxa"/>
-          </w:tcPr>
-          <w:p>
-            <w:pPr>
-              <w:spacing w:line="360" w:lineRule="auto"/>
-              <w:jc w:val="both"/>
-            </w:pPr>
-            <w:r>
-              <w:t>Kết quả đúng điều kiện, tổng số và phân trang; không bỏ sót scope Admin.</w:t>
-            </w:r>
-          </w:p>
-        </w:tc>
-        <w:tc>
-          <w:tcPr>
-            <w:tcW w:w="1224" w:type="dxa"/>
-          </w:tcPr>
-          <w:p>
-            <w:pPr>
-              <w:spacing w:line="360" w:lineRule="auto"/>
-              <w:jc w:val="both"/>
-            </w:pPr>
-            <w:r>
-              <w:t>EV-UI + EV-API + EV-DB</w:t>
-            </w:r>
-          </w:p>
-        </w:tc>
-      </w:tr>
-      <w:tr>
-        <w:tc>
-          <w:tcPr>
-            <w:tcW w:w="1129" w:type="dxa"/>
-          </w:tcPr>
-          <w:p>
-            <w:pPr>
-              <w:spacing w:line="360" w:lineRule="auto"/>
-              <w:jc w:val="both"/>
-            </w:pPr>
-            <w:r>
-              <w:t>TC-TKT-07</w:t>
-            </w:r>
-          </w:p>
-        </w:tc>
-        <w:tc>
-          <w:tcPr>
-            <w:tcW w:w="1418" w:type="dxa"/>
-          </w:tcPr>
-          <w:p>
-            <w:pPr>
-              <w:spacing w:line="360" w:lineRule="auto"/>
-              <w:jc w:val="both"/>
-            </w:pPr>
-            <w:r>
-              <w:t>US03/AC03.4</w:t>
-            </w:r>
-          </w:p>
-        </w:tc>
-        <w:tc>
-          <w:tcPr>
-            <w:tcW w:w="942" w:type="dxa"/>
-          </w:tcPr>
-          <w:p>
-            <w:pPr>
-              <w:spacing w:line="360" w:lineRule="auto"/>
-              <w:jc w:val="both"/>
-            </w:pPr>
-            <w:r>
-              <w:t>Requester/Processor</w:t>
-            </w:r>
-          </w:p>
-        </w:tc>
-        <w:tc>
-          <w:tcPr>
-            <w:tcW w:w="2223" w:type="dxa"/>
-          </w:tcPr>
-          <w:p>
-            <w:pPr>
-              <w:spacing w:line="360" w:lineRule="auto"/>
-              <w:jc w:val="both"/>
-            </w:pPr>
-            <w:r>
-              <w:t>Đổi ticket_id trên URL/API sang ticket ngoài phạm vi.</w:t>
-            </w:r>
-          </w:p>
-        </w:tc>
-        <w:tc>
-          <w:tcPr>
-            <w:tcW w:w="2080" w:type="dxa"/>
-          </w:tcPr>
-          <w:p>
-            <w:pPr>
-              <w:spacing w:line="360" w:lineRule="auto"/>
-              <w:jc w:val="both"/>
-            </w:pPr>
-            <w:r>
-              <w:t>Bị từ chối, không lộ title/requester/comment/attachment/SLA; không thay đổi dữ liệu.</w:t>
-            </w:r>
-          </w:p>
-        </w:tc>
-        <w:tc>
-          <w:tcPr>
-            <w:tcW w:w="1224" w:type="dxa"/>
-          </w:tcPr>
-          <w:p>
-            <w:pPr>
-              <w:spacing w:line="360" w:lineRule="auto"/>
-              <w:jc w:val="both"/>
-            </w:pPr>
-            <w:r>
-              <w:t>EV-API + EV-DB + EV-LOG</w:t>
-            </w:r>
-          </w:p>
-        </w:tc>
-      </w:tr>
-      <w:tr>
-        <w:tc>
-          <w:tcPr>
-            <w:tcW w:w="1129" w:type="dxa"/>
-          </w:tcPr>
-          <w:p>
-            <w:pPr>
-              <w:spacing w:line="360" w:lineRule="auto"/>
-              <w:jc w:val="both"/>
-            </w:pPr>
-            <w:r>
               <w:lastRenderedPageBreak/>
-              <w:t>TC-TKT-08</w:t>
-            </w:r>
-          </w:p>
-        </w:tc>
-        <w:tc>
-          <w:tcPr>
-            <w:tcW w:w="1418" w:type="dxa"/>
-          </w:tcPr>
-          <w:p>
-            <w:pPr>
-              <w:spacing w:line="360" w:lineRule="auto"/>
-              <w:jc w:val="both"/>
-            </w:pPr>
-            <w:r>
-              <w:t>US03/AC03.5</w:t>
-            </w:r>
-          </w:p>
-        </w:tc>
-        <w:tc>
-          <w:tcPr>
-            <w:tcW w:w="942" w:type="dxa"/>
-          </w:tcPr>
-          <w:p>
-            <w:pPr>
-              <w:spacing w:line="360" w:lineRule="auto"/>
-              <w:jc w:val="both"/>
-            </w:pPr>
-            <w:r>
-              <w:t>Tất cả</w:t>
-            </w:r>
-          </w:p>
-        </w:tc>
-        <w:tc>
-          <w:tcPr>
-            <w:tcW w:w="2223" w:type="dxa"/>
-          </w:tcPr>
-          <w:p>
-            <w:pPr>
-              <w:spacing w:line="360" w:lineRule="auto"/>
-              <w:jc w:val="both"/>
-            </w:pPr>
-            <w:r>
-              <w:t>Mở chi tiết ticket có assignment, trao đổi, attachment, SLA và lịch sử.</w:t>
-            </w:r>
-          </w:p>
-        </w:tc>
-        <w:tc>
-          <w:tcPr>
-            <w:tcW w:w="2080" w:type="dxa"/>
-          </w:tcPr>
-          <w:p>
-            <w:pPr>
-              <w:spacing w:line="360" w:lineRule="auto"/>
-              <w:jc w:val="both"/>
-            </w:pPr>
-            <w:r>
-              <w:t>Hiển thị đúng nội dung theo visibility, status hiện tại và timeline theo thời gian tăng dần.</w:t>
-            </w:r>
-          </w:p>
-        </w:tc>
-        <w:tc>
-          <w:tcPr>
-            <w:tcW w:w="1224" w:type="dxa"/>
-          </w:tcPr>
-          <w:p>
-            <w:pPr>
-              <w:spacing w:line="360" w:lineRule="auto"/>
-              <w:jc w:val="both"/>
-            </w:pPr>
-            <w:r>
-              <w:t>EV-UI + EV-API + EV-DB</w:t>
-            </w:r>
-          </w:p>
-        </w:tc>
-      </w:tr>
-      <w:tr>
-        <w:tc>
-          <w:tcPr>
-            <w:tcW w:w="1129" w:type="dxa"/>
-          </w:tcPr>
-          <w:p>
-            <w:pPr>
-              <w:spacing w:line="360" w:lineRule="auto"/>
-              <w:jc w:val="both"/>
-            </w:pPr>
-            <w:r>
               <w:t>TC-CLS-01</w:t>
             </w:r>
           </w:p>
@@ -8560,7 +8625,6 @@
         <w:spacing w:after="0" w:line="360" w:lineRule="auto"/>
       </w:pPr>
       <w:r>
-        <w:lastRenderedPageBreak/>
         <w:t>21.7.3. Phân công và điều chuyển</w:t>
       </w:r>
     </w:p>
@@ -8813,6 +8877,7 @@
               <w:jc w:val="both"/>
             </w:pPr>
             <w:r>
+              <w:lastRenderedPageBreak/>
               <w:t>TC-ASN-02</w:t>
             </w:r>
           </w:p>
@@ -9127,11 +9192,7 @@
               <w:jc w:val="both"/>
             </w:pPr>
             <w:r>
-              <w:t>Lịch sử đúng thứ tự, chỉ một is_current=true, actor/reason/assig</w:t>
-            </w:r>
-            <w:r>
-              <w:lastRenderedPageBreak/>
-              <w:t>ned_at/ended_at chính xác.</w:t>
+              <w:t>Lịch sử đúng thứ tự, chỉ một is_current=true, actor/reason/assigned_at/ended_at chính xác.</w:t>
             </w:r>
           </w:p>
         </w:tc>
@@ -9145,7 +9206,6 @@
               <w:jc w:val="both"/>
             </w:pPr>
             <w:r>
-              <w:lastRenderedPageBreak/>
               <w:t>EV-UI + EV-API + EV-DB</w:t>
             </w:r>
           </w:p>
@@ -9366,7 +9426,11 @@
               <w:jc w:val="both"/>
             </w:pPr>
             <w:r>
-              <w:t>Assignee gọi WF-01 cho ticket ASSIGNED.</w:t>
+              <w:t xml:space="preserve">Assignee gọi WF-01 cho ticket </w:t>
+            </w:r>
+            <w:r>
+              <w:lastRenderedPageBreak/>
+              <w:t>ASSIGNED.</w:t>
             </w:r>
           </w:p>
         </w:tc>
@@ -9380,7 +9444,12 @@
               <w:jc w:val="both"/>
             </w:pPr>
             <w:r>
-              <w:t>ASSIGNED→IN_PROGRESS; Resolution SLA chạy; ghi status history và audit.</w:t>
+              <w:lastRenderedPageBreak/>
+              <w:t xml:space="preserve">ASSIGNED→IN_PROGRESS; Resolution SLA </w:t>
+            </w:r>
+            <w:r>
+              <w:lastRenderedPageBreak/>
+              <w:t>chạy; ghi status history và audit.</w:t>
             </w:r>
           </w:p>
         </w:tc>
@@ -9394,6 +9463,184 @@
               <w:jc w:val="both"/>
             </w:pPr>
             <w:r>
+              <w:lastRenderedPageBreak/>
+              <w:t xml:space="preserve">EV-UI + EV-API + EV-DB </w:t>
+            </w:r>
+            <w:r>
+              <w:lastRenderedPageBreak/>
+              <w:t>+ EV-SLA + EV-AUD</w:t>
+            </w:r>
+          </w:p>
+        </w:tc>
+      </w:tr>
+      <w:tr>
+        <w:tc>
+          <w:tcPr>
+            <w:tcW w:w="1129" w:type="dxa"/>
+          </w:tcPr>
+          <w:p>
+            <w:pPr>
+              <w:spacing w:line="360" w:lineRule="auto"/>
+              <w:jc w:val="both"/>
+            </w:pPr>
+            <w:r>
+              <w:lastRenderedPageBreak/>
+              <w:t>TC-WF-02</w:t>
+            </w:r>
+          </w:p>
+        </w:tc>
+        <w:tc>
+          <w:tcPr>
+            <w:tcW w:w="1276" w:type="dxa"/>
+          </w:tcPr>
+          <w:p>
+            <w:pPr>
+              <w:spacing w:line="360" w:lineRule="auto"/>
+              <w:jc w:val="both"/>
+            </w:pPr>
+            <w:r>
+              <w:t>US08/AC08.3,8.4</w:t>
+            </w:r>
+          </w:p>
+        </w:tc>
+        <w:tc>
+          <w:tcPr>
+            <w:tcW w:w="979" w:type="dxa"/>
+          </w:tcPr>
+          <w:p>
+            <w:pPr>
+              <w:spacing w:line="360" w:lineRule="auto"/>
+              <w:jc w:val="both"/>
+            </w:pPr>
+            <w:r>
+              <w:t>Processor</w:t>
+            </w:r>
+          </w:p>
+        </w:tc>
+        <w:tc>
+          <w:tcPr>
+            <w:tcW w:w="1431" w:type="dxa"/>
+          </w:tcPr>
+          <w:p>
+            <w:pPr>
+              <w:spacing w:line="360" w:lineRule="auto"/>
+              <w:jc w:val="both"/>
+            </w:pPr>
+            <w:r>
+              <w:t>Start ticket sai trạng thái hoặc không phải assignee hiện hành.</w:t>
+            </w:r>
+          </w:p>
+        </w:tc>
+        <w:tc>
+          <w:tcPr>
+            <w:tcW w:w="2410" w:type="dxa"/>
+          </w:tcPr>
+          <w:p>
+            <w:pPr>
+              <w:spacing w:line="360" w:lineRule="auto"/>
+              <w:jc w:val="both"/>
+            </w:pPr>
+            <w:r>
+              <w:t>INVALID_STATE_TRANSITION/ASSIGNMENT_REQUIRED; không đổi ticket hoặc SLA.</w:t>
+            </w:r>
+          </w:p>
+        </w:tc>
+        <w:tc>
+          <w:tcPr>
+            <w:tcW w:w="1791" w:type="dxa"/>
+          </w:tcPr>
+          <w:p>
+            <w:pPr>
+              <w:spacing w:line="360" w:lineRule="auto"/>
+              <w:jc w:val="both"/>
+            </w:pPr>
+            <w:r>
+              <w:t>EV-API + EV-DB + EV-SLA</w:t>
+            </w:r>
+          </w:p>
+        </w:tc>
+      </w:tr>
+      <w:tr>
+        <w:tc>
+          <w:tcPr>
+            <w:tcW w:w="1129" w:type="dxa"/>
+          </w:tcPr>
+          <w:p>
+            <w:pPr>
+              <w:spacing w:line="360" w:lineRule="auto"/>
+              <w:jc w:val="both"/>
+            </w:pPr>
+            <w:r>
+              <w:t>TC-WF-03</w:t>
+            </w:r>
+          </w:p>
+        </w:tc>
+        <w:tc>
+          <w:tcPr>
+            <w:tcW w:w="1276" w:type="dxa"/>
+          </w:tcPr>
+          <w:p>
+            <w:pPr>
+              <w:spacing w:line="360" w:lineRule="auto"/>
+              <w:jc w:val="both"/>
+            </w:pPr>
+            <w:r>
+              <w:t>US09/AC09.1,9.2</w:t>
+            </w:r>
+          </w:p>
+        </w:tc>
+        <w:tc>
+          <w:tcPr>
+            <w:tcW w:w="979" w:type="dxa"/>
+          </w:tcPr>
+          <w:p>
+            <w:pPr>
+              <w:spacing w:line="360" w:lineRule="auto"/>
+              <w:jc w:val="both"/>
+            </w:pPr>
+            <w:r>
+              <w:t>Processor</w:t>
+            </w:r>
+          </w:p>
+        </w:tc>
+        <w:tc>
+          <w:tcPr>
+            <w:tcW w:w="1431" w:type="dxa"/>
+          </w:tcPr>
+          <w:p>
+            <w:pPr>
+              <w:spacing w:line="360" w:lineRule="auto"/>
+              <w:jc w:val="both"/>
+            </w:pPr>
+            <w:r>
+              <w:t>WF-02 với nội dung yêu cầu bổ sung hợp lệ từ IN_PROGRESS.</w:t>
+            </w:r>
+          </w:p>
+        </w:tc>
+        <w:tc>
+          <w:tcPr>
+            <w:tcW w:w="2410" w:type="dxa"/>
+          </w:tcPr>
+          <w:p>
+            <w:pPr>
+              <w:spacing w:line="360" w:lineRule="auto"/>
+              <w:jc w:val="both"/>
+            </w:pPr>
+            <w:r>
+              <w:t>IN_PROGRESS→PENDING_INFO; tạo PUBLIC REQUEST_INFO, notification; pause Resolution SLA.</w:t>
+            </w:r>
+          </w:p>
+        </w:tc>
+        <w:tc>
+          <w:tcPr>
+            <w:tcW w:w="1791" w:type="dxa"/>
+          </w:tcPr>
+          <w:p>
+            <w:pPr>
+              <w:spacing w:line="360" w:lineRule="auto"/>
+              <w:jc w:val="both"/>
+            </w:pPr>
+            <w:r>
               <w:t>EV-UI + EV-API + EV-DB + EV-SLA + EV-AUD</w:t>
             </w:r>
           </w:p>
@@ -9410,7 +9657,7 @@
               <w:jc w:val="both"/>
             </w:pPr>
             <w:r>
-              <w:t>TC-WF-02</w:t>
+              <w:t>TC-WF-04</w:t>
             </w:r>
           </w:p>
         </w:tc>
@@ -9424,7 +9671,7 @@
               <w:jc w:val="both"/>
             </w:pPr>
             <w:r>
-              <w:t>US08/AC08.3,8.4</w:t>
+              <w:t>US09/AC09.4,9.5</w:t>
             </w:r>
           </w:p>
         </w:tc>
@@ -9438,6 +9685,179 @@
               <w:jc w:val="both"/>
             </w:pPr>
             <w:r>
+              <w:t>Processor/Requester</w:t>
+            </w:r>
+          </w:p>
+        </w:tc>
+        <w:tc>
+          <w:tcPr>
+            <w:tcW w:w="1431" w:type="dxa"/>
+          </w:tcPr>
+          <w:p>
+            <w:pPr>
+              <w:spacing w:line="360" w:lineRule="auto"/>
+              <w:jc w:val="both"/>
+            </w:pPr>
+            <w:r>
+              <w:t>WF-02 rỗng hoặc gọi sai actor/sai trạng thái.</w:t>
+            </w:r>
+          </w:p>
+        </w:tc>
+        <w:tc>
+          <w:tcPr>
+            <w:tcW w:w="2410" w:type="dxa"/>
+          </w:tcPr>
+          <w:p>
+            <w:pPr>
+              <w:spacing w:line="360" w:lineRule="auto"/>
+              <w:jc w:val="both"/>
+            </w:pPr>
+            <w:r>
+              <w:t>Từ chối; không comment, không đổi status, không pause SLA.</w:t>
+            </w:r>
+          </w:p>
+        </w:tc>
+        <w:tc>
+          <w:tcPr>
+            <w:tcW w:w="1791" w:type="dxa"/>
+          </w:tcPr>
+          <w:p>
+            <w:pPr>
+              <w:spacing w:line="360" w:lineRule="auto"/>
+              <w:jc w:val="both"/>
+            </w:pPr>
+            <w:r>
+              <w:t>EV-API + EV-DB + EV-SLA</w:t>
+            </w:r>
+          </w:p>
+        </w:tc>
+      </w:tr>
+      <w:tr>
+        <w:tc>
+          <w:tcPr>
+            <w:tcW w:w="1129" w:type="dxa"/>
+          </w:tcPr>
+          <w:p>
+            <w:pPr>
+              <w:spacing w:line="360" w:lineRule="auto"/>
+              <w:jc w:val="both"/>
+            </w:pPr>
+            <w:r>
+              <w:t>TC-WF-05</w:t>
+            </w:r>
+          </w:p>
+        </w:tc>
+        <w:tc>
+          <w:tcPr>
+            <w:tcW w:w="1276" w:type="dxa"/>
+          </w:tcPr>
+          <w:p>
+            <w:pPr>
+              <w:spacing w:line="360" w:lineRule="auto"/>
+              <w:jc w:val="both"/>
+            </w:pPr>
+            <w:r>
+              <w:t>US09/AC09.3</w:t>
+            </w:r>
+          </w:p>
+        </w:tc>
+        <w:tc>
+          <w:tcPr>
+            <w:tcW w:w="979" w:type="dxa"/>
+          </w:tcPr>
+          <w:p>
+            <w:pPr>
+              <w:spacing w:line="360" w:lineRule="auto"/>
+              <w:jc w:val="both"/>
+            </w:pPr>
+            <w:r>
+              <w:t>Requester</w:t>
+            </w:r>
+          </w:p>
+        </w:tc>
+        <w:tc>
+          <w:tcPr>
+            <w:tcW w:w="1431" w:type="dxa"/>
+          </w:tcPr>
+          <w:p>
+            <w:pPr>
+              <w:spacing w:line="360" w:lineRule="auto"/>
+              <w:jc w:val="both"/>
+            </w:pPr>
+            <w:r>
+              <w:t>Chủ ticket gọi WF-03 và bổ sung nội dung/tệp hợp lệ.</w:t>
+            </w:r>
+          </w:p>
+        </w:tc>
+        <w:tc>
+          <w:tcPr>
+            <w:tcW w:w="2410" w:type="dxa"/>
+          </w:tcPr>
+          <w:p>
+            <w:pPr>
+              <w:spacing w:line="360" w:lineRule="auto"/>
+              <w:jc w:val="both"/>
+            </w:pPr>
+            <w:r>
+              <w:t>PENDING_INFO→IN_PROGRESS; đóng pause period, cộng total_paused_seconds, dời due_at đúng quy tắc.</w:t>
+            </w:r>
+          </w:p>
+        </w:tc>
+        <w:tc>
+          <w:tcPr>
+            <w:tcW w:w="1791" w:type="dxa"/>
+          </w:tcPr>
+          <w:p>
+            <w:pPr>
+              <w:spacing w:line="360" w:lineRule="auto"/>
+              <w:jc w:val="both"/>
+            </w:pPr>
+            <w:r>
+              <w:t>EV-UI + EV-API + EV-DB + EV-SLA</w:t>
+            </w:r>
+          </w:p>
+        </w:tc>
+      </w:tr>
+      <w:tr>
+        <w:tc>
+          <w:tcPr>
+            <w:tcW w:w="1129" w:type="dxa"/>
+          </w:tcPr>
+          <w:p>
+            <w:pPr>
+              <w:spacing w:line="360" w:lineRule="auto"/>
+              <w:jc w:val="both"/>
+            </w:pPr>
+            <w:r>
+              <w:lastRenderedPageBreak/>
+              <w:t>TC-WF-06</w:t>
+            </w:r>
+          </w:p>
+        </w:tc>
+        <w:tc>
+          <w:tcPr>
+            <w:tcW w:w="1276" w:type="dxa"/>
+          </w:tcPr>
+          <w:p>
+            <w:pPr>
+              <w:spacing w:line="360" w:lineRule="auto"/>
+              <w:jc w:val="both"/>
+            </w:pPr>
+            <w:r>
+              <w:t>US10/AC10.1,10.2,10.3</w:t>
+            </w:r>
+          </w:p>
+        </w:tc>
+        <w:tc>
+          <w:tcPr>
+            <w:tcW w:w="979" w:type="dxa"/>
+          </w:tcPr>
+          <w:p>
+            <w:pPr>
+              <w:spacing w:line="360" w:lineRule="auto"/>
+              <w:jc w:val="both"/>
+            </w:pPr>
+            <w:r>
               <w:t>Processor</w:t>
             </w:r>
           </w:p>
@@ -9452,7 +9872,7 @@
               <w:jc w:val="both"/>
             </w:pPr>
             <w:r>
-              <w:t>Start ticket sai trạng thái hoặc không phải assignee hiện hành.</w:t>
+              <w:t>Assignee gọi WF-04 với resolution_note hợp lệ.</w:t>
             </w:r>
           </w:p>
         </w:tc>
@@ -9466,7 +9886,7 @@
               <w:jc w:val="both"/>
             </w:pPr>
             <w:r>
-              <w:t>INVALID_STATE_TRANSITION/ASSIGNMENT_REQUIRED; không đổi ticket hoặc SLA.</w:t>
+              <w:t>IN_PROGRESS→RESOLVED; tạo resolution theo cycle; resolved_at; kết thúc SLA MET/BREACHED; thông báo Requester.</w:t>
             </w:r>
           </w:p>
         </w:tc>
@@ -9480,6 +9900,92 @@
               <w:jc w:val="both"/>
             </w:pPr>
             <w:r>
+              <w:t>EV-UI + EV-API + EV-DB + EV-SLA + EV-AUD</w:t>
+            </w:r>
+          </w:p>
+        </w:tc>
+      </w:tr>
+      <w:tr>
+        <w:tc>
+          <w:tcPr>
+            <w:tcW w:w="1129" w:type="dxa"/>
+          </w:tcPr>
+          <w:p>
+            <w:pPr>
+              <w:spacing w:line="360" w:lineRule="auto"/>
+              <w:jc w:val="both"/>
+            </w:pPr>
+            <w:r>
+              <w:t>TC-WF-07</w:t>
+            </w:r>
+          </w:p>
+        </w:tc>
+        <w:tc>
+          <w:tcPr>
+            <w:tcW w:w="1276" w:type="dxa"/>
+          </w:tcPr>
+          <w:p>
+            <w:pPr>
+              <w:spacing w:line="360" w:lineRule="auto"/>
+              <w:jc w:val="both"/>
+            </w:pPr>
+            <w:r>
+              <w:t>US10/AC10.4,10.5</w:t>
+            </w:r>
+          </w:p>
+        </w:tc>
+        <w:tc>
+          <w:tcPr>
+            <w:tcW w:w="979" w:type="dxa"/>
+          </w:tcPr>
+          <w:p>
+            <w:pPr>
+              <w:spacing w:line="360" w:lineRule="auto"/>
+              <w:jc w:val="both"/>
+            </w:pPr>
+            <w:r>
+              <w:t>Processor</w:t>
+            </w:r>
+          </w:p>
+        </w:tc>
+        <w:tc>
+          <w:tcPr>
+            <w:tcW w:w="1431" w:type="dxa"/>
+          </w:tcPr>
+          <w:p>
+            <w:pPr>
+              <w:spacing w:line="360" w:lineRule="auto"/>
+              <w:jc w:val="both"/>
+            </w:pPr>
+            <w:r>
+              <w:t>Resolve thiếu note, sai assignee hoặc sai trạng thái.</w:t>
+            </w:r>
+          </w:p>
+        </w:tc>
+        <w:tc>
+          <w:tcPr>
+            <w:tcW w:w="2410" w:type="dxa"/>
+          </w:tcPr>
+          <w:p>
+            <w:pPr>
+              <w:spacing w:line="360" w:lineRule="auto"/>
+              <w:jc w:val="both"/>
+            </w:pPr>
+            <w:r>
+              <w:t>Từ chối; không tạo resolution, không hoàn tất SLA và không đổi status.</w:t>
+            </w:r>
+          </w:p>
+        </w:tc>
+        <w:tc>
+          <w:tcPr>
+            <w:tcW w:w="1791" w:type="dxa"/>
+          </w:tcPr>
+          <w:p>
+            <w:pPr>
+              <w:spacing w:line="360" w:lineRule="auto"/>
+              <w:jc w:val="both"/>
+            </w:pPr>
+            <w:r>
               <w:t>EV-API + EV-DB + EV-SLA</w:t>
             </w:r>
           </w:p>
@@ -9496,7 +10002,7 @@
               <w:jc w:val="both"/>
             </w:pPr>
             <w:r>
-              <w:t>TC-WF-03</w:t>
+              <w:t>TC-WF-08</w:t>
             </w:r>
           </w:p>
         </w:tc>
@@ -9510,7 +10016,7 @@
               <w:jc w:val="both"/>
             </w:pPr>
             <w:r>
-              <w:t>US09/AC09.1,9.2</w:t>
+              <w:t>US11/AC11.1,11.4,11.5</w:t>
             </w:r>
           </w:p>
         </w:tc>
@@ -9524,6 +10030,437 @@
               <w:jc w:val="both"/>
             </w:pPr>
             <w:r>
+              <w:t>Requester</w:t>
+            </w:r>
+          </w:p>
+        </w:tc>
+        <w:tc>
+          <w:tcPr>
+            <w:tcW w:w="1431" w:type="dxa"/>
+          </w:tcPr>
+          <w:p>
+            <w:pPr>
+              <w:spacing w:line="360" w:lineRule="auto"/>
+              <w:jc w:val="both"/>
+            </w:pPr>
+            <w:r>
+              <w:t>Chủ ticket xác nhận WF-05 khi RESOLVED.</w:t>
+            </w:r>
+          </w:p>
+        </w:tc>
+        <w:tc>
+          <w:tcPr>
+            <w:tcW w:w="2410" w:type="dxa"/>
+          </w:tcPr>
+          <w:p>
+            <w:pPr>
+              <w:spacing w:line="360" w:lineRule="auto"/>
+              <w:jc w:val="both"/>
+            </w:pPr>
+            <w:r>
+              <w:t>RESOLVED→CLOSED; closed_at/history/audit đúng; khóa trao đổi mới.</w:t>
+            </w:r>
+          </w:p>
+        </w:tc>
+        <w:tc>
+          <w:tcPr>
+            <w:tcW w:w="1791" w:type="dxa"/>
+          </w:tcPr>
+          <w:p>
+            <w:pPr>
+              <w:spacing w:line="360" w:lineRule="auto"/>
+              <w:jc w:val="both"/>
+            </w:pPr>
+            <w:r>
+              <w:t>EV-UI + EV-API + EV-DB + EV-AUD</w:t>
+            </w:r>
+          </w:p>
+        </w:tc>
+      </w:tr>
+      <w:tr>
+        <w:tc>
+          <w:tcPr>
+            <w:tcW w:w="1129" w:type="dxa"/>
+          </w:tcPr>
+          <w:p>
+            <w:pPr>
+              <w:spacing w:line="360" w:lineRule="auto"/>
+              <w:jc w:val="both"/>
+            </w:pPr>
+            <w:r>
+              <w:t>TC-WF-09</w:t>
+            </w:r>
+          </w:p>
+        </w:tc>
+        <w:tc>
+          <w:tcPr>
+            <w:tcW w:w="1276" w:type="dxa"/>
+          </w:tcPr>
+          <w:p>
+            <w:pPr>
+              <w:spacing w:line="360" w:lineRule="auto"/>
+              <w:jc w:val="both"/>
+            </w:pPr>
+            <w:r>
+              <w:t>US11/AC11.2</w:t>
+            </w:r>
+          </w:p>
+        </w:tc>
+        <w:tc>
+          <w:tcPr>
+            <w:tcW w:w="979" w:type="dxa"/>
+          </w:tcPr>
+          <w:p>
+            <w:pPr>
+              <w:spacing w:line="360" w:lineRule="auto"/>
+              <w:jc w:val="both"/>
+            </w:pPr>
+            <w:r>
+              <w:t>System</w:t>
+            </w:r>
+          </w:p>
+        </w:tc>
+        <w:tc>
+          <w:tcPr>
+            <w:tcW w:w="1431" w:type="dxa"/>
+          </w:tcPr>
+          <w:p>
+            <w:pPr>
+              <w:spacing w:line="360" w:lineRule="auto"/>
+              <w:jc w:val="both"/>
+            </w:pPr>
+            <w:r>
+              <w:t>Chạy auto-close cho ticket RESOLVED quá 72 giờ và ticket chưa đủ 72 giờ.</w:t>
+            </w:r>
+          </w:p>
+        </w:tc>
+        <w:tc>
+          <w:tcPr>
+            <w:tcW w:w="2410" w:type="dxa"/>
+          </w:tcPr>
+          <w:p>
+            <w:pPr>
+              <w:spacing w:line="360" w:lineRule="auto"/>
+              <w:jc w:val="both"/>
+            </w:pPr>
+            <w:r>
+              <w:t>Chỉ ticket quá hạn chuyển CLOSED; changed_by System; job chạy lặp không tạo bản ghi trùng.</w:t>
+            </w:r>
+          </w:p>
+        </w:tc>
+        <w:tc>
+          <w:tcPr>
+            <w:tcW w:w="1791" w:type="dxa"/>
+          </w:tcPr>
+          <w:p>
+            <w:pPr>
+              <w:spacing w:line="360" w:lineRule="auto"/>
+              <w:jc w:val="both"/>
+            </w:pPr>
+            <w:r>
+              <w:t>EV-DB + EV-LOG + EV-AUD</w:t>
+            </w:r>
+          </w:p>
+        </w:tc>
+      </w:tr>
+      <w:tr>
+        <w:tc>
+          <w:tcPr>
+            <w:tcW w:w="1129" w:type="dxa"/>
+          </w:tcPr>
+          <w:p>
+            <w:pPr>
+              <w:spacing w:line="360" w:lineRule="auto"/>
+              <w:jc w:val="both"/>
+            </w:pPr>
+            <w:r>
+              <w:lastRenderedPageBreak/>
+              <w:t>TC-WF-10</w:t>
+            </w:r>
+          </w:p>
+        </w:tc>
+        <w:tc>
+          <w:tcPr>
+            <w:tcW w:w="1276" w:type="dxa"/>
+          </w:tcPr>
+          <w:p>
+            <w:pPr>
+              <w:spacing w:line="360" w:lineRule="auto"/>
+              <w:jc w:val="both"/>
+            </w:pPr>
+            <w:r>
+              <w:t>US11/AC11.3,11.4</w:t>
+            </w:r>
+          </w:p>
+        </w:tc>
+        <w:tc>
+          <w:tcPr>
+            <w:tcW w:w="979" w:type="dxa"/>
+          </w:tcPr>
+          <w:p>
+            <w:pPr>
+              <w:spacing w:line="360" w:lineRule="auto"/>
+              <w:jc w:val="both"/>
+            </w:pPr>
+            <w:r>
+              <w:t>Admin</w:t>
+            </w:r>
+          </w:p>
+        </w:tc>
+        <w:tc>
+          <w:tcPr>
+            <w:tcW w:w="1431" w:type="dxa"/>
+          </w:tcPr>
+          <w:p>
+            <w:pPr>
+              <w:spacing w:line="360" w:lineRule="auto"/>
+              <w:jc w:val="both"/>
+            </w:pPr>
+            <w:r>
+              <w:t>Admin đóng ticket RESOLVED có/không có reason theo chính sách.</w:t>
+            </w:r>
+          </w:p>
+        </w:tc>
+        <w:tc>
+          <w:tcPr>
+            <w:tcW w:w="2410" w:type="dxa"/>
+          </w:tcPr>
+          <w:p>
+            <w:pPr>
+              <w:spacing w:line="360" w:lineRule="auto"/>
+              <w:jc w:val="both"/>
+            </w:pPr>
+            <w:r>
+              <w:t>Có reason thì CLOSED và audit; thiếu reason bị từ chối; trạng thái khác không được đóng.</w:t>
+            </w:r>
+          </w:p>
+        </w:tc>
+        <w:tc>
+          <w:tcPr>
+            <w:tcW w:w="1791" w:type="dxa"/>
+          </w:tcPr>
+          <w:p>
+            <w:pPr>
+              <w:spacing w:line="360" w:lineRule="auto"/>
+              <w:jc w:val="both"/>
+            </w:pPr>
+            <w:r>
+              <w:t>EV-UI + EV-API + EV-DB + EV-AUD</w:t>
+            </w:r>
+          </w:p>
+        </w:tc>
+      </w:tr>
+      <w:tr>
+        <w:tc>
+          <w:tcPr>
+            <w:tcW w:w="1129" w:type="dxa"/>
+          </w:tcPr>
+          <w:p>
+            <w:pPr>
+              <w:spacing w:line="360" w:lineRule="auto"/>
+              <w:jc w:val="both"/>
+            </w:pPr>
+            <w:r>
+              <w:t>TC-WF-11</w:t>
+            </w:r>
+          </w:p>
+        </w:tc>
+        <w:tc>
+          <w:tcPr>
+            <w:tcW w:w="1276" w:type="dxa"/>
+          </w:tcPr>
+          <w:p>
+            <w:pPr>
+              <w:spacing w:line="360" w:lineRule="auto"/>
+              <w:jc w:val="both"/>
+            </w:pPr>
+            <w:r>
+              <w:t>US12/AC12.1,12.2</w:t>
+            </w:r>
+          </w:p>
+        </w:tc>
+        <w:tc>
+          <w:tcPr>
+            <w:tcW w:w="979" w:type="dxa"/>
+          </w:tcPr>
+          <w:p>
+            <w:pPr>
+              <w:spacing w:line="360" w:lineRule="auto"/>
+              <w:jc w:val="both"/>
+            </w:pPr>
+            <w:r>
+              <w:t>Requester</w:t>
+            </w:r>
+          </w:p>
+        </w:tc>
+        <w:tc>
+          <w:tcPr>
+            <w:tcW w:w="1431" w:type="dxa"/>
+          </w:tcPr>
+          <w:p>
+            <w:pPr>
+              <w:spacing w:line="360" w:lineRule="auto"/>
+              <w:jc w:val="both"/>
+            </w:pPr>
+            <w:r>
+              <w:t>Chủ ticket gọi WF-06 trong 72 giờ với reason.</w:t>
+            </w:r>
+          </w:p>
+        </w:tc>
+        <w:tc>
+          <w:tcPr>
+            <w:tcW w:w="2410" w:type="dxa"/>
+          </w:tcPr>
+          <w:p>
+            <w:pPr>
+              <w:spacing w:line="360" w:lineRule="auto"/>
+              <w:jc w:val="both"/>
+            </w:pPr>
+            <w:r>
+              <w:t>RESOLVED→REOPENED; giữ nguyên resolution/SLA cycle cũ; history thể hiện lần mở lại.</w:t>
+            </w:r>
+          </w:p>
+        </w:tc>
+        <w:tc>
+          <w:tcPr>
+            <w:tcW w:w="1791" w:type="dxa"/>
+          </w:tcPr>
+          <w:p>
+            <w:pPr>
+              <w:spacing w:line="360" w:lineRule="auto"/>
+              <w:jc w:val="both"/>
+            </w:pPr>
+            <w:r>
+              <w:t>EV-UI + EV-API + EV-DB + EV-AUD</w:t>
+            </w:r>
+          </w:p>
+        </w:tc>
+      </w:tr>
+      <w:tr>
+        <w:tc>
+          <w:tcPr>
+            <w:tcW w:w="1129" w:type="dxa"/>
+          </w:tcPr>
+          <w:p>
+            <w:pPr>
+              <w:spacing w:line="360" w:lineRule="auto"/>
+              <w:jc w:val="both"/>
+            </w:pPr>
+            <w:r>
+              <w:t>TC-WF-12</w:t>
+            </w:r>
+          </w:p>
+        </w:tc>
+        <w:tc>
+          <w:tcPr>
+            <w:tcW w:w="1276" w:type="dxa"/>
+          </w:tcPr>
+          <w:p>
+            <w:pPr>
+              <w:spacing w:line="360" w:lineRule="auto"/>
+              <w:jc w:val="both"/>
+            </w:pPr>
+            <w:r>
+              <w:t>US12/AC12.3,12.4,12.5</w:t>
+            </w:r>
+          </w:p>
+        </w:tc>
+        <w:tc>
+          <w:tcPr>
+            <w:tcW w:w="979" w:type="dxa"/>
+          </w:tcPr>
+          <w:p>
+            <w:pPr>
+              <w:spacing w:line="360" w:lineRule="auto"/>
+              <w:jc w:val="both"/>
+            </w:pPr>
+            <w:r>
+              <w:t>Requester</w:t>
+            </w:r>
+          </w:p>
+        </w:tc>
+        <w:tc>
+          <w:tcPr>
+            <w:tcW w:w="1431" w:type="dxa"/>
+          </w:tcPr>
+          <w:p>
+            <w:pPr>
+              <w:spacing w:line="360" w:lineRule="auto"/>
+              <w:jc w:val="both"/>
+            </w:pPr>
+            <w:r>
+              <w:t>Reopen CLOSED, quá 72 giờ, thiếu reason hoặc không phải chủ ticket.</w:t>
+            </w:r>
+          </w:p>
+        </w:tc>
+        <w:tc>
+          <w:tcPr>
+            <w:tcW w:w="2410" w:type="dxa"/>
+          </w:tcPr>
+          <w:p>
+            <w:pPr>
+              <w:spacing w:line="360" w:lineRule="auto"/>
+              <w:jc w:val="both"/>
+            </w:pPr>
+            <w:r>
+              <w:t>Từ chối đúng mã lỗi; không đổi status/history/SLA.</w:t>
+            </w:r>
+          </w:p>
+        </w:tc>
+        <w:tc>
+          <w:tcPr>
+            <w:tcW w:w="1791" w:type="dxa"/>
+          </w:tcPr>
+          <w:p>
+            <w:pPr>
+              <w:spacing w:line="360" w:lineRule="auto"/>
+              <w:jc w:val="both"/>
+            </w:pPr>
+            <w:r>
+              <w:t>EV-API + EV-DB + EV-SLA</w:t>
+            </w:r>
+          </w:p>
+        </w:tc>
+      </w:tr>
+      <w:tr>
+        <w:tc>
+          <w:tcPr>
+            <w:tcW w:w="1129" w:type="dxa"/>
+          </w:tcPr>
+          <w:p>
+            <w:pPr>
+              <w:spacing w:line="360" w:lineRule="auto"/>
+              <w:jc w:val="both"/>
+            </w:pPr>
+            <w:r>
+              <w:t>TC-WF-13</w:t>
+            </w:r>
+          </w:p>
+        </w:tc>
+        <w:tc>
+          <w:tcPr>
+            <w:tcW w:w="1276" w:type="dxa"/>
+          </w:tcPr>
+          <w:p>
+            <w:pPr>
+              <w:spacing w:line="360" w:lineRule="auto"/>
+              <w:jc w:val="both"/>
+            </w:pPr>
+            <w:r>
+              <w:t>US12/AC12.2</w:t>
+            </w:r>
+          </w:p>
+        </w:tc>
+        <w:tc>
+          <w:tcPr>
+            <w:tcW w:w="979" w:type="dxa"/>
+          </w:tcPr>
+          <w:p>
+            <w:pPr>
+              <w:spacing w:line="360" w:lineRule="auto"/>
+              <w:jc w:val="both"/>
+            </w:pPr>
+            <w:r>
               <w:t>Processor</w:t>
             </w:r>
           </w:p>
@@ -9538,7 +10475,7 @@
               <w:jc w:val="both"/>
             </w:pPr>
             <w:r>
-              <w:t>WF-02 với nội dung yêu cầu bổ sung hợp lệ từ IN_PROGRESS.</w:t>
+              <w:t>Assignee gọi WF-07 cho ticket REOPENED.</w:t>
             </w:r>
           </w:p>
         </w:tc>
@@ -9552,7 +10489,7 @@
               <w:jc w:val="both"/>
             </w:pPr>
             <w:r>
-              <w:t>IN_PROGRESS→PENDING_INFO; tạo PUBLIC REQUEST_INFO, notification; pause Resolution SLA.</w:t>
+              <w:t>REOPENED→IN_PROGRESS; tạo Resolution SLA cycle_no kế tiếp; không ghi đè cycle cũ.</w:t>
             </w:r>
           </w:p>
         </w:tc>
@@ -9566,7 +10503,7 @@
               <w:jc w:val="both"/>
             </w:pPr>
             <w:r>
-              <w:t>EV-UI + EV-API + EV-DB + EV-SLA + EV-AUD</w:t>
+              <w:t>EV-UI + EV-API + EV-DB + EV-SLA</w:t>
             </w:r>
           </w:p>
         </w:tc>
@@ -9582,7 +10519,7 @@
               <w:jc w:val="both"/>
             </w:pPr>
             <w:r>
-              <w:t>TC-WF-04</w:t>
+              <w:t>TC-WF-14</w:t>
             </w:r>
           </w:p>
         </w:tc>
@@ -9596,7 +10533,7 @@
               <w:jc w:val="both"/>
             </w:pPr>
             <w:r>
-              <w:t>US09/AC09.4,9.5</w:t>
+              <w:t>US03/US20</w:t>
             </w:r>
           </w:p>
         </w:tc>
@@ -9610,7 +10547,7 @@
               <w:jc w:val="both"/>
             </w:pPr>
             <w:r>
-              <w:t>Processor/Requester</w:t>
+              <w:t>Admin</w:t>
             </w:r>
           </w:p>
         </w:tc>
@@ -9624,7 +10561,11 @@
               <w:jc w:val="both"/>
             </w:pPr>
             <w:r>
-              <w:t>WF-02 rỗng hoặc gọi sai actor/sai trạng thái.</w:t>
+              <w:t xml:space="preserve">WF-08 từ chối ticket </w:t>
+            </w:r>
+            <w:r>
+              <w:lastRenderedPageBreak/>
+              <w:t>NEW với reason hợp lệ.</w:t>
             </w:r>
           </w:p>
         </w:tc>
@@ -9638,7 +10579,12 @@
               <w:jc w:val="both"/>
             </w:pPr>
             <w:r>
-              <w:t>Từ chối; không comment, không đổi status, không pause SLA.</w:t>
+              <w:lastRenderedPageBreak/>
+              <w:t xml:space="preserve">NEW→REJECTED; rejected_at/reason; </w:t>
+            </w:r>
+            <w:r>
+              <w:lastRenderedPageBreak/>
+              <w:t>SLA NOT_APPLICABLE; history/audit đầy đủ.</w:t>
             </w:r>
           </w:p>
         </w:tc>
@@ -9652,7 +10598,12 @@
               <w:jc w:val="both"/>
             </w:pPr>
             <w:r>
-              <w:t>EV-API + EV-DB + EV-SLA</w:t>
+              <w:lastRenderedPageBreak/>
+              <w:t xml:space="preserve">EV-UI + EV-API + EV-DB </w:t>
+            </w:r>
+            <w:r>
+              <w:lastRenderedPageBreak/>
+              <w:t>+ EV-SLA + EV-AUD</w:t>
             </w:r>
           </w:p>
         </w:tc>
@@ -9669,886 +10620,6 @@
             </w:pPr>
             <w:r>
               <w:lastRenderedPageBreak/>
-              <w:t>TC-WF-05</w:t>
-            </w:r>
-          </w:p>
-        </w:tc>
-        <w:tc>
-          <w:tcPr>
-            <w:tcW w:w="1276" w:type="dxa"/>
-          </w:tcPr>
-          <w:p>
-            <w:pPr>
-              <w:spacing w:line="360" w:lineRule="auto"/>
-              <w:jc w:val="both"/>
-            </w:pPr>
-            <w:r>
-              <w:t>US09/AC09.3</w:t>
-            </w:r>
-          </w:p>
-        </w:tc>
-        <w:tc>
-          <w:tcPr>
-            <w:tcW w:w="979" w:type="dxa"/>
-          </w:tcPr>
-          <w:p>
-            <w:pPr>
-              <w:spacing w:line="360" w:lineRule="auto"/>
-              <w:jc w:val="both"/>
-            </w:pPr>
-            <w:r>
-              <w:t>Requester</w:t>
-            </w:r>
-          </w:p>
-        </w:tc>
-        <w:tc>
-          <w:tcPr>
-            <w:tcW w:w="1431" w:type="dxa"/>
-          </w:tcPr>
-          <w:p>
-            <w:pPr>
-              <w:spacing w:line="360" w:lineRule="auto"/>
-              <w:jc w:val="both"/>
-            </w:pPr>
-            <w:r>
-              <w:t>Chủ ticket gọi WF-03 và bổ sung nội dung/tệp hợp lệ.</w:t>
-            </w:r>
-          </w:p>
-        </w:tc>
-        <w:tc>
-          <w:tcPr>
-            <w:tcW w:w="2410" w:type="dxa"/>
-          </w:tcPr>
-          <w:p>
-            <w:pPr>
-              <w:spacing w:line="360" w:lineRule="auto"/>
-              <w:jc w:val="both"/>
-            </w:pPr>
-            <w:r>
-              <w:t>PENDING_INFO→IN_PROGRESS; đóng pause period, cộng total_paused_seconds, dời due_at đúng quy tắc.</w:t>
-            </w:r>
-          </w:p>
-        </w:tc>
-        <w:tc>
-          <w:tcPr>
-            <w:tcW w:w="1791" w:type="dxa"/>
-          </w:tcPr>
-          <w:p>
-            <w:pPr>
-              <w:spacing w:line="360" w:lineRule="auto"/>
-              <w:jc w:val="both"/>
-            </w:pPr>
-            <w:r>
-              <w:t>EV-UI + EV-API + EV-DB + EV-SLA</w:t>
-            </w:r>
-          </w:p>
-        </w:tc>
-      </w:tr>
-      <w:tr>
-        <w:tc>
-          <w:tcPr>
-            <w:tcW w:w="1129" w:type="dxa"/>
-          </w:tcPr>
-          <w:p>
-            <w:pPr>
-              <w:spacing w:line="360" w:lineRule="auto"/>
-              <w:jc w:val="both"/>
-            </w:pPr>
-            <w:r>
-              <w:t>TC-WF-06</w:t>
-            </w:r>
-          </w:p>
-        </w:tc>
-        <w:tc>
-          <w:tcPr>
-            <w:tcW w:w="1276" w:type="dxa"/>
-          </w:tcPr>
-          <w:p>
-            <w:pPr>
-              <w:spacing w:line="360" w:lineRule="auto"/>
-              <w:jc w:val="both"/>
-            </w:pPr>
-            <w:r>
-              <w:t>US10/AC10.1,10.2,10.3</w:t>
-            </w:r>
-          </w:p>
-        </w:tc>
-        <w:tc>
-          <w:tcPr>
-            <w:tcW w:w="979" w:type="dxa"/>
-          </w:tcPr>
-          <w:p>
-            <w:pPr>
-              <w:spacing w:line="360" w:lineRule="auto"/>
-              <w:jc w:val="both"/>
-            </w:pPr>
-            <w:r>
-              <w:t>Processor</w:t>
-            </w:r>
-          </w:p>
-        </w:tc>
-        <w:tc>
-          <w:tcPr>
-            <w:tcW w:w="1431" w:type="dxa"/>
-          </w:tcPr>
-          <w:p>
-            <w:pPr>
-              <w:spacing w:line="360" w:lineRule="auto"/>
-              <w:jc w:val="both"/>
-            </w:pPr>
-            <w:r>
-              <w:t>Assignee gọi WF-04 với resolution_note hợp lệ.</w:t>
-            </w:r>
-          </w:p>
-        </w:tc>
-        <w:tc>
-          <w:tcPr>
-            <w:tcW w:w="2410" w:type="dxa"/>
-          </w:tcPr>
-          <w:p>
-            <w:pPr>
-              <w:spacing w:line="360" w:lineRule="auto"/>
-              <w:jc w:val="both"/>
-            </w:pPr>
-            <w:r>
-              <w:t>IN_PROGRESS→RESOLVED; tạo resolution theo cycle; resolved_at; kết thúc SLA MET/BREACHED; thông báo Requester.</w:t>
-            </w:r>
-          </w:p>
-        </w:tc>
-        <w:tc>
-          <w:tcPr>
-            <w:tcW w:w="1791" w:type="dxa"/>
-          </w:tcPr>
-          <w:p>
-            <w:pPr>
-              <w:spacing w:line="360" w:lineRule="auto"/>
-              <w:jc w:val="both"/>
-            </w:pPr>
-            <w:r>
-              <w:t>EV-UI + EV-API + EV-DB + EV-SLA + EV-AUD</w:t>
-            </w:r>
-          </w:p>
-        </w:tc>
-      </w:tr>
-      <w:tr>
-        <w:tc>
-          <w:tcPr>
-            <w:tcW w:w="1129" w:type="dxa"/>
-          </w:tcPr>
-          <w:p>
-            <w:pPr>
-              <w:spacing w:line="360" w:lineRule="auto"/>
-              <w:jc w:val="both"/>
-            </w:pPr>
-            <w:r>
-              <w:t>TC-WF-07</w:t>
-            </w:r>
-          </w:p>
-        </w:tc>
-        <w:tc>
-          <w:tcPr>
-            <w:tcW w:w="1276" w:type="dxa"/>
-          </w:tcPr>
-          <w:p>
-            <w:pPr>
-              <w:spacing w:line="360" w:lineRule="auto"/>
-              <w:jc w:val="both"/>
-            </w:pPr>
-            <w:r>
-              <w:t>US10/AC10.4,10.5</w:t>
-            </w:r>
-          </w:p>
-        </w:tc>
-        <w:tc>
-          <w:tcPr>
-            <w:tcW w:w="979" w:type="dxa"/>
-          </w:tcPr>
-          <w:p>
-            <w:pPr>
-              <w:spacing w:line="360" w:lineRule="auto"/>
-              <w:jc w:val="both"/>
-            </w:pPr>
-            <w:r>
-              <w:t>Processor</w:t>
-            </w:r>
-          </w:p>
-        </w:tc>
-        <w:tc>
-          <w:tcPr>
-            <w:tcW w:w="1431" w:type="dxa"/>
-          </w:tcPr>
-          <w:p>
-            <w:pPr>
-              <w:spacing w:line="360" w:lineRule="auto"/>
-              <w:jc w:val="both"/>
-            </w:pPr>
-            <w:r>
-              <w:t>Resolve thiếu note, sai assignee hoặc sai trạng thái.</w:t>
-            </w:r>
-          </w:p>
-        </w:tc>
-        <w:tc>
-          <w:tcPr>
-            <w:tcW w:w="2410" w:type="dxa"/>
-          </w:tcPr>
-          <w:p>
-            <w:pPr>
-              <w:spacing w:line="360" w:lineRule="auto"/>
-              <w:jc w:val="both"/>
-            </w:pPr>
-            <w:r>
-              <w:t>Từ chối; không tạo resolution, không hoàn tất SLA và không đổi status.</w:t>
-            </w:r>
-          </w:p>
-        </w:tc>
-        <w:tc>
-          <w:tcPr>
-            <w:tcW w:w="1791" w:type="dxa"/>
-          </w:tcPr>
-          <w:p>
-            <w:pPr>
-              <w:spacing w:line="360" w:lineRule="auto"/>
-              <w:jc w:val="both"/>
-            </w:pPr>
-            <w:r>
-              <w:t>EV-API + EV-DB + EV-SLA</w:t>
-            </w:r>
-          </w:p>
-        </w:tc>
-      </w:tr>
-      <w:tr>
-        <w:tc>
-          <w:tcPr>
-            <w:tcW w:w="1129" w:type="dxa"/>
-          </w:tcPr>
-          <w:p>
-            <w:pPr>
-              <w:spacing w:line="360" w:lineRule="auto"/>
-              <w:jc w:val="both"/>
-            </w:pPr>
-            <w:r>
-              <w:t>TC-WF-08</w:t>
-            </w:r>
-          </w:p>
-        </w:tc>
-        <w:tc>
-          <w:tcPr>
-            <w:tcW w:w="1276" w:type="dxa"/>
-          </w:tcPr>
-          <w:p>
-            <w:pPr>
-              <w:spacing w:line="360" w:lineRule="auto"/>
-              <w:jc w:val="both"/>
-            </w:pPr>
-            <w:r>
-              <w:t>US11/AC11.1,11.4,11.5</w:t>
-            </w:r>
-          </w:p>
-        </w:tc>
-        <w:tc>
-          <w:tcPr>
-            <w:tcW w:w="979" w:type="dxa"/>
-          </w:tcPr>
-          <w:p>
-            <w:pPr>
-              <w:spacing w:line="360" w:lineRule="auto"/>
-              <w:jc w:val="both"/>
-            </w:pPr>
-            <w:r>
-              <w:t>Requester</w:t>
-            </w:r>
-          </w:p>
-        </w:tc>
-        <w:tc>
-          <w:tcPr>
-            <w:tcW w:w="1431" w:type="dxa"/>
-          </w:tcPr>
-          <w:p>
-            <w:pPr>
-              <w:spacing w:line="360" w:lineRule="auto"/>
-              <w:jc w:val="both"/>
-            </w:pPr>
-            <w:r>
-              <w:t>Chủ ticket xác nhận WF-05 khi RESOLVED.</w:t>
-            </w:r>
-          </w:p>
-        </w:tc>
-        <w:tc>
-          <w:tcPr>
-            <w:tcW w:w="2410" w:type="dxa"/>
-          </w:tcPr>
-          <w:p>
-            <w:pPr>
-              <w:spacing w:line="360" w:lineRule="auto"/>
-              <w:jc w:val="both"/>
-            </w:pPr>
-            <w:r>
-              <w:t>RESOLVED→CLOSED; closed_at/history/audit đúng; khóa trao đổi mới.</w:t>
-            </w:r>
-          </w:p>
-        </w:tc>
-        <w:tc>
-          <w:tcPr>
-            <w:tcW w:w="1791" w:type="dxa"/>
-          </w:tcPr>
-          <w:p>
-            <w:pPr>
-              <w:spacing w:line="360" w:lineRule="auto"/>
-              <w:jc w:val="both"/>
-            </w:pPr>
-            <w:r>
-              <w:t>EV-UI + EV-API + EV-DB + EV-AUD</w:t>
-            </w:r>
-          </w:p>
-        </w:tc>
-      </w:tr>
-      <w:tr>
-        <w:tc>
-          <w:tcPr>
-            <w:tcW w:w="1129" w:type="dxa"/>
-          </w:tcPr>
-          <w:p>
-            <w:pPr>
-              <w:spacing w:line="360" w:lineRule="auto"/>
-              <w:jc w:val="both"/>
-            </w:pPr>
-            <w:r>
-              <w:t>TC-WF-09</w:t>
-            </w:r>
-          </w:p>
-        </w:tc>
-        <w:tc>
-          <w:tcPr>
-            <w:tcW w:w="1276" w:type="dxa"/>
-          </w:tcPr>
-          <w:p>
-            <w:pPr>
-              <w:spacing w:line="360" w:lineRule="auto"/>
-              <w:jc w:val="both"/>
-            </w:pPr>
-            <w:r>
-              <w:t>US11/AC11.2</w:t>
-            </w:r>
-          </w:p>
-        </w:tc>
-        <w:tc>
-          <w:tcPr>
-            <w:tcW w:w="979" w:type="dxa"/>
-          </w:tcPr>
-          <w:p>
-            <w:pPr>
-              <w:spacing w:line="360" w:lineRule="auto"/>
-              <w:jc w:val="both"/>
-            </w:pPr>
-            <w:r>
-              <w:t>System</w:t>
-            </w:r>
-          </w:p>
-        </w:tc>
-        <w:tc>
-          <w:tcPr>
-            <w:tcW w:w="1431" w:type="dxa"/>
-          </w:tcPr>
-          <w:p>
-            <w:pPr>
-              <w:spacing w:line="360" w:lineRule="auto"/>
-              <w:jc w:val="both"/>
-            </w:pPr>
-            <w:r>
-              <w:t xml:space="preserve">Chạy auto-close cho ticket </w:t>
-            </w:r>
-            <w:r>
-              <w:lastRenderedPageBreak/>
-              <w:t>RESOLVED quá 72 giờ và ticket chưa đủ 72 giờ.</w:t>
-            </w:r>
-          </w:p>
-        </w:tc>
-        <w:tc>
-          <w:tcPr>
-            <w:tcW w:w="2410" w:type="dxa"/>
-          </w:tcPr>
-          <w:p>
-            <w:pPr>
-              <w:spacing w:line="360" w:lineRule="auto"/>
-              <w:jc w:val="both"/>
-            </w:pPr>
-            <w:r>
-              <w:lastRenderedPageBreak/>
-              <w:t xml:space="preserve">Chỉ ticket quá hạn chuyển CLOSED; changed_by System; </w:t>
-            </w:r>
-            <w:r>
-              <w:lastRenderedPageBreak/>
-              <w:t>job chạy lặp không tạo bản ghi trùng.</w:t>
-            </w:r>
-          </w:p>
-        </w:tc>
-        <w:tc>
-          <w:tcPr>
-            <w:tcW w:w="1791" w:type="dxa"/>
-          </w:tcPr>
-          <w:p>
-            <w:pPr>
-              <w:spacing w:line="360" w:lineRule="auto"/>
-              <w:jc w:val="both"/>
-            </w:pPr>
-            <w:r>
-              <w:lastRenderedPageBreak/>
-              <w:t>EV-DB + EV-LOG + EV-AUD</w:t>
-            </w:r>
-          </w:p>
-        </w:tc>
-      </w:tr>
-      <w:tr>
-        <w:tc>
-          <w:tcPr>
-            <w:tcW w:w="1129" w:type="dxa"/>
-          </w:tcPr>
-          <w:p>
-            <w:pPr>
-              <w:spacing w:line="360" w:lineRule="auto"/>
-              <w:jc w:val="both"/>
-            </w:pPr>
-            <w:r>
-              <w:t>TC-WF-10</w:t>
-            </w:r>
-          </w:p>
-        </w:tc>
-        <w:tc>
-          <w:tcPr>
-            <w:tcW w:w="1276" w:type="dxa"/>
-          </w:tcPr>
-          <w:p>
-            <w:pPr>
-              <w:spacing w:line="360" w:lineRule="auto"/>
-              <w:jc w:val="both"/>
-            </w:pPr>
-            <w:r>
-              <w:t>US11/AC11.3,11.4</w:t>
-            </w:r>
-          </w:p>
-        </w:tc>
-        <w:tc>
-          <w:tcPr>
-            <w:tcW w:w="979" w:type="dxa"/>
-          </w:tcPr>
-          <w:p>
-            <w:pPr>
-              <w:spacing w:line="360" w:lineRule="auto"/>
-              <w:jc w:val="both"/>
-            </w:pPr>
-            <w:r>
-              <w:t>Admin</w:t>
-            </w:r>
-          </w:p>
-        </w:tc>
-        <w:tc>
-          <w:tcPr>
-            <w:tcW w:w="1431" w:type="dxa"/>
-          </w:tcPr>
-          <w:p>
-            <w:pPr>
-              <w:spacing w:line="360" w:lineRule="auto"/>
-              <w:jc w:val="both"/>
-            </w:pPr>
-            <w:r>
-              <w:t>Admin đóng ticket RESOLVED có/không có reason theo chính sách.</w:t>
-            </w:r>
-          </w:p>
-        </w:tc>
-        <w:tc>
-          <w:tcPr>
-            <w:tcW w:w="2410" w:type="dxa"/>
-          </w:tcPr>
-          <w:p>
-            <w:pPr>
-              <w:spacing w:line="360" w:lineRule="auto"/>
-              <w:jc w:val="both"/>
-            </w:pPr>
-            <w:r>
-              <w:t>Có reason thì CLOSED và audit; thiếu reason bị từ chối; trạng thái khác không được đóng.</w:t>
-            </w:r>
-          </w:p>
-        </w:tc>
-        <w:tc>
-          <w:tcPr>
-            <w:tcW w:w="1791" w:type="dxa"/>
-          </w:tcPr>
-          <w:p>
-            <w:pPr>
-              <w:spacing w:line="360" w:lineRule="auto"/>
-              <w:jc w:val="both"/>
-            </w:pPr>
-            <w:r>
-              <w:t>EV-UI + EV-API + EV-DB + EV-AUD</w:t>
-            </w:r>
-          </w:p>
-        </w:tc>
-      </w:tr>
-      <w:tr>
-        <w:tc>
-          <w:tcPr>
-            <w:tcW w:w="1129" w:type="dxa"/>
-          </w:tcPr>
-          <w:p>
-            <w:pPr>
-              <w:spacing w:line="360" w:lineRule="auto"/>
-              <w:jc w:val="both"/>
-            </w:pPr>
-            <w:r>
-              <w:t>TC-WF-11</w:t>
-            </w:r>
-          </w:p>
-        </w:tc>
-        <w:tc>
-          <w:tcPr>
-            <w:tcW w:w="1276" w:type="dxa"/>
-          </w:tcPr>
-          <w:p>
-            <w:pPr>
-              <w:spacing w:line="360" w:lineRule="auto"/>
-              <w:jc w:val="both"/>
-            </w:pPr>
-            <w:r>
-              <w:t>US12/AC12.1,12.2</w:t>
-            </w:r>
-          </w:p>
-        </w:tc>
-        <w:tc>
-          <w:tcPr>
-            <w:tcW w:w="979" w:type="dxa"/>
-          </w:tcPr>
-          <w:p>
-            <w:pPr>
-              <w:spacing w:line="360" w:lineRule="auto"/>
-              <w:jc w:val="both"/>
-            </w:pPr>
-            <w:r>
-              <w:t>Requester</w:t>
-            </w:r>
-          </w:p>
-        </w:tc>
-        <w:tc>
-          <w:tcPr>
-            <w:tcW w:w="1431" w:type="dxa"/>
-          </w:tcPr>
-          <w:p>
-            <w:pPr>
-              <w:spacing w:line="360" w:lineRule="auto"/>
-              <w:jc w:val="both"/>
-            </w:pPr>
-            <w:r>
-              <w:t>Chủ ticket gọi WF-06 trong 72 giờ với reason.</w:t>
-            </w:r>
-          </w:p>
-        </w:tc>
-        <w:tc>
-          <w:tcPr>
-            <w:tcW w:w="2410" w:type="dxa"/>
-          </w:tcPr>
-          <w:p>
-            <w:pPr>
-              <w:spacing w:line="360" w:lineRule="auto"/>
-              <w:jc w:val="both"/>
-            </w:pPr>
-            <w:r>
-              <w:t>RESOLVED→REOPENED; giữ nguyên resolution/SLA cycle cũ; history thể hiện lần mở lại.</w:t>
-            </w:r>
-          </w:p>
-        </w:tc>
-        <w:tc>
-          <w:tcPr>
-            <w:tcW w:w="1791" w:type="dxa"/>
-          </w:tcPr>
-          <w:p>
-            <w:pPr>
-              <w:spacing w:line="360" w:lineRule="auto"/>
-              <w:jc w:val="both"/>
-            </w:pPr>
-            <w:r>
-              <w:t>EV-UI + EV-API + EV-DB + EV-AUD</w:t>
-            </w:r>
-          </w:p>
-        </w:tc>
-      </w:tr>
-      <w:tr>
-        <w:tc>
-          <w:tcPr>
-            <w:tcW w:w="1129" w:type="dxa"/>
-          </w:tcPr>
-          <w:p>
-            <w:pPr>
-              <w:spacing w:line="360" w:lineRule="auto"/>
-              <w:jc w:val="both"/>
-            </w:pPr>
-            <w:r>
-              <w:t>TC-WF-12</w:t>
-            </w:r>
-          </w:p>
-        </w:tc>
-        <w:tc>
-          <w:tcPr>
-            <w:tcW w:w="1276" w:type="dxa"/>
-          </w:tcPr>
-          <w:p>
-            <w:pPr>
-              <w:spacing w:line="360" w:lineRule="auto"/>
-              <w:jc w:val="both"/>
-            </w:pPr>
-            <w:r>
-              <w:t>US12/AC12.3,12.4,12.5</w:t>
-            </w:r>
-          </w:p>
-        </w:tc>
-        <w:tc>
-          <w:tcPr>
-            <w:tcW w:w="979" w:type="dxa"/>
-          </w:tcPr>
-          <w:p>
-            <w:pPr>
-              <w:spacing w:line="360" w:lineRule="auto"/>
-              <w:jc w:val="both"/>
-            </w:pPr>
-            <w:r>
-              <w:t>Requester</w:t>
-            </w:r>
-          </w:p>
-        </w:tc>
-        <w:tc>
-          <w:tcPr>
-            <w:tcW w:w="1431" w:type="dxa"/>
-          </w:tcPr>
-          <w:p>
-            <w:pPr>
-              <w:spacing w:line="360" w:lineRule="auto"/>
-              <w:jc w:val="both"/>
-            </w:pPr>
-            <w:r>
-              <w:t>Reopen CLOSED, quá 72 giờ, thiếu reason hoặc không phải chủ ticket.</w:t>
-            </w:r>
-          </w:p>
-        </w:tc>
-        <w:tc>
-          <w:tcPr>
-            <w:tcW w:w="2410" w:type="dxa"/>
-          </w:tcPr>
-          <w:p>
-            <w:pPr>
-              <w:spacing w:line="360" w:lineRule="auto"/>
-              <w:jc w:val="both"/>
-            </w:pPr>
-            <w:r>
-              <w:t>Từ chối đúng mã lỗi; không đổi status/history/SLA.</w:t>
-            </w:r>
-          </w:p>
-        </w:tc>
-        <w:tc>
-          <w:tcPr>
-            <w:tcW w:w="1791" w:type="dxa"/>
-          </w:tcPr>
-          <w:p>
-            <w:pPr>
-              <w:spacing w:line="360" w:lineRule="auto"/>
-              <w:jc w:val="both"/>
-            </w:pPr>
-            <w:r>
-              <w:t>EV-API + EV-DB + EV-SLA</w:t>
-            </w:r>
-          </w:p>
-        </w:tc>
-      </w:tr>
-      <w:tr>
-        <w:tc>
-          <w:tcPr>
-            <w:tcW w:w="1129" w:type="dxa"/>
-          </w:tcPr>
-          <w:p>
-            <w:pPr>
-              <w:spacing w:line="360" w:lineRule="auto"/>
-              <w:jc w:val="both"/>
-            </w:pPr>
-            <w:r>
-              <w:t>TC-WF-13</w:t>
-            </w:r>
-          </w:p>
-        </w:tc>
-        <w:tc>
-          <w:tcPr>
-            <w:tcW w:w="1276" w:type="dxa"/>
-          </w:tcPr>
-          <w:p>
-            <w:pPr>
-              <w:spacing w:line="360" w:lineRule="auto"/>
-              <w:jc w:val="both"/>
-            </w:pPr>
-            <w:r>
-              <w:t>US12/AC12.2</w:t>
-            </w:r>
-          </w:p>
-        </w:tc>
-        <w:tc>
-          <w:tcPr>
-            <w:tcW w:w="979" w:type="dxa"/>
-          </w:tcPr>
-          <w:p>
-            <w:pPr>
-              <w:spacing w:line="360" w:lineRule="auto"/>
-              <w:jc w:val="both"/>
-            </w:pPr>
-            <w:r>
-              <w:t>Processor</w:t>
-            </w:r>
-          </w:p>
-        </w:tc>
-        <w:tc>
-          <w:tcPr>
-            <w:tcW w:w="1431" w:type="dxa"/>
-          </w:tcPr>
-          <w:p>
-            <w:pPr>
-              <w:spacing w:line="360" w:lineRule="auto"/>
-              <w:jc w:val="both"/>
-            </w:pPr>
-            <w:r>
-              <w:t xml:space="preserve">Assignee gọi WF-07 cho ticket </w:t>
-            </w:r>
-            <w:r>
-              <w:lastRenderedPageBreak/>
-              <w:t>REOPENED.</w:t>
-            </w:r>
-          </w:p>
-        </w:tc>
-        <w:tc>
-          <w:tcPr>
-            <w:tcW w:w="2410" w:type="dxa"/>
-          </w:tcPr>
-          <w:p>
-            <w:pPr>
-              <w:spacing w:line="360" w:lineRule="auto"/>
-              <w:jc w:val="both"/>
-            </w:pPr>
-            <w:r>
-              <w:lastRenderedPageBreak/>
-              <w:t xml:space="preserve">REOPENED→IN_PROGRESS; tạo Resolution SLA </w:t>
-            </w:r>
-            <w:r>
-              <w:lastRenderedPageBreak/>
-              <w:t>cycle_no kế tiếp; không ghi đè cycle cũ.</w:t>
-            </w:r>
-          </w:p>
-        </w:tc>
-        <w:tc>
-          <w:tcPr>
-            <w:tcW w:w="1791" w:type="dxa"/>
-          </w:tcPr>
-          <w:p>
-            <w:pPr>
-              <w:spacing w:line="360" w:lineRule="auto"/>
-              <w:jc w:val="both"/>
-            </w:pPr>
-            <w:r>
-              <w:lastRenderedPageBreak/>
-              <w:t>EV-UI + EV-API + EV-DB + EV-SLA</w:t>
-            </w:r>
-          </w:p>
-        </w:tc>
-      </w:tr>
-      <w:tr>
-        <w:tc>
-          <w:tcPr>
-            <w:tcW w:w="1129" w:type="dxa"/>
-          </w:tcPr>
-          <w:p>
-            <w:pPr>
-              <w:spacing w:line="360" w:lineRule="auto"/>
-              <w:jc w:val="both"/>
-            </w:pPr>
-            <w:r>
-              <w:t>TC-WF-14</w:t>
-            </w:r>
-          </w:p>
-        </w:tc>
-        <w:tc>
-          <w:tcPr>
-            <w:tcW w:w="1276" w:type="dxa"/>
-          </w:tcPr>
-          <w:p>
-            <w:pPr>
-              <w:spacing w:line="360" w:lineRule="auto"/>
-              <w:jc w:val="both"/>
-            </w:pPr>
-            <w:r>
-              <w:t>US03/US20</w:t>
-            </w:r>
-          </w:p>
-        </w:tc>
-        <w:tc>
-          <w:tcPr>
-            <w:tcW w:w="979" w:type="dxa"/>
-          </w:tcPr>
-          <w:p>
-            <w:pPr>
-              <w:spacing w:line="360" w:lineRule="auto"/>
-              <w:jc w:val="both"/>
-            </w:pPr>
-            <w:r>
-              <w:t>Admin</w:t>
-            </w:r>
-          </w:p>
-        </w:tc>
-        <w:tc>
-          <w:tcPr>
-            <w:tcW w:w="1431" w:type="dxa"/>
-          </w:tcPr>
-          <w:p>
-            <w:pPr>
-              <w:spacing w:line="360" w:lineRule="auto"/>
-              <w:jc w:val="both"/>
-            </w:pPr>
-            <w:r>
-              <w:t>WF-08 từ chối ticket NEW với reason hợp lệ.</w:t>
-            </w:r>
-          </w:p>
-        </w:tc>
-        <w:tc>
-          <w:tcPr>
-            <w:tcW w:w="2410" w:type="dxa"/>
-          </w:tcPr>
-          <w:p>
-            <w:pPr>
-              <w:spacing w:line="360" w:lineRule="auto"/>
-              <w:jc w:val="both"/>
-            </w:pPr>
-            <w:r>
-              <w:t>NEW→REJECTED; rejected_at/reason; SLA NOT_APPLICABLE; history/audit đầy đủ.</w:t>
-            </w:r>
-          </w:p>
-        </w:tc>
-        <w:tc>
-          <w:tcPr>
-            <w:tcW w:w="1791" w:type="dxa"/>
-          </w:tcPr>
-          <w:p>
-            <w:pPr>
-              <w:spacing w:line="360" w:lineRule="auto"/>
-              <w:jc w:val="both"/>
-            </w:pPr>
-            <w:r>
-              <w:t>EV-UI + EV-API + EV-DB + EV-SLA + EV-AUD</w:t>
-            </w:r>
-          </w:p>
-        </w:tc>
-      </w:tr>
-      <w:tr>
-        <w:tc>
-          <w:tcPr>
-            <w:tcW w:w="1129" w:type="dxa"/>
-          </w:tcPr>
-          <w:p>
-            <w:pPr>
-              <w:spacing w:line="360" w:lineRule="auto"/>
-              <w:jc w:val="both"/>
-            </w:pPr>
-            <w:r>
               <w:t>TC-WF-15</w:t>
             </w:r>
           </w:p>
@@ -10717,7 +10788,6 @@
         <w:spacing w:after="0" w:line="360" w:lineRule="auto"/>
       </w:pPr>
       <w:r>
-        <w:lastRenderedPageBreak/>
         <w:t>21.7.5. Trao đổi và tệp đính kèm</w:t>
       </w:r>
     </w:p>
@@ -10940,7 +11010,11 @@
               <w:jc w:val="both"/>
             </w:pPr>
             <w:r>
-              <w:t>Comment được lưu đúng author/time, hiển thị theo thời gian; tạo thông báo; Processor comment đầu tiên có thể chốt Response SLA.</w:t>
+              <w:t xml:space="preserve">Comment được lưu đúng author/time, hiển thị theo thời gian; tạo </w:t>
+            </w:r>
+            <w:r>
+              <w:lastRenderedPageBreak/>
+              <w:t>thông báo; Processor comment đầu tiên có thể chốt Response SLA.</w:t>
             </w:r>
           </w:p>
         </w:tc>
@@ -10954,6 +11028,7 @@
               <w:jc w:val="both"/>
             </w:pPr>
             <w:r>
+              <w:lastRenderedPageBreak/>
               <w:t>EV-UI + EV-API + EV-DB + EV-SLA</w:t>
             </w:r>
           </w:p>
@@ -11184,11 +11259,97 @@
               <w:jc w:val="both"/>
             </w:pPr>
             <w:r>
-              <w:t xml:space="preserve">Tạo comment/attachment sau khi ticket </w:t>
+              <w:t>Tạo comment/attachment sau khi ticket CLOSED/REJECTED.</w:t>
+            </w:r>
+          </w:p>
+        </w:tc>
+        <w:tc>
+          <w:tcPr>
+            <w:tcW w:w="1802" w:type="dxa"/>
+          </w:tcPr>
+          <w:p>
+            <w:pPr>
+              <w:spacing w:line="360" w:lineRule="auto"/>
+              <w:jc w:val="both"/>
+            </w:pPr>
+            <w:r>
+              <w:t>Action bị khóa ở UI và server; không có trao đổi/tệp mới.</w:t>
+            </w:r>
+          </w:p>
+        </w:tc>
+        <w:tc>
+          <w:tcPr>
+            <w:tcW w:w="1650" w:type="dxa"/>
+          </w:tcPr>
+          <w:p>
+            <w:pPr>
+              <w:spacing w:line="360" w:lineRule="auto"/>
+              <w:jc w:val="both"/>
+            </w:pPr>
+            <w:r>
+              <w:t>EV-UI + EV-API + EV-DB</w:t>
+            </w:r>
+          </w:p>
+        </w:tc>
+      </w:tr>
+      <w:tr>
+        <w:tc>
+          <w:tcPr>
+            <w:tcW w:w="1129" w:type="dxa"/>
+          </w:tcPr>
+          <w:p>
+            <w:pPr>
+              <w:spacing w:line="360" w:lineRule="auto"/>
+              <w:jc w:val="both"/>
+            </w:pPr>
+            <w:r>
+              <w:t>TC-ATT-01</w:t>
+            </w:r>
+          </w:p>
+        </w:tc>
+        <w:tc>
+          <w:tcPr>
+            <w:tcW w:w="1276" w:type="dxa"/>
+          </w:tcPr>
+          <w:p>
+            <w:pPr>
+              <w:spacing w:line="360" w:lineRule="auto"/>
+              <w:jc w:val="both"/>
+            </w:pPr>
+            <w:r>
+              <w:t>US02/AC02.2; US04/AC04.3</w:t>
+            </w:r>
+          </w:p>
+        </w:tc>
+        <w:tc>
+          <w:tcPr>
+            <w:tcW w:w="1356" w:type="dxa"/>
+          </w:tcPr>
+          <w:p>
+            <w:pPr>
+              <w:spacing w:line="360" w:lineRule="auto"/>
+              <w:jc w:val="both"/>
+            </w:pPr>
+            <w:r>
+              <w:t>Tất cả</w:t>
+            </w:r>
+          </w:p>
+        </w:tc>
+        <w:tc>
+          <w:tcPr>
+            <w:tcW w:w="1803" w:type="dxa"/>
+          </w:tcPr>
+          <w:p>
+            <w:pPr>
+              <w:spacing w:line="360" w:lineRule="auto"/>
+              <w:jc w:val="both"/>
+            </w:pPr>
+            <w:r>
+              <w:t xml:space="preserve">Upload tệp allowlist, dung lượng hợp lệ vào </w:t>
             </w:r>
             <w:r>
               <w:lastRenderedPageBreak/>
-              <w:t>CLOSED/REJECTED.</w:t>
+              <w:t>ticket/comment đúng phạm vi.</w:t>
             </w:r>
           </w:p>
         </w:tc>
@@ -11203,7 +11364,11 @@
             </w:pPr>
             <w:r>
               <w:lastRenderedPageBreak/>
-              <w:t>Action bị khóa ở UI và server; không có trao đổi/tệp mới.</w:t>
+              <w:t xml:space="preserve">Lưu metadata và object; download trả đúng </w:t>
+            </w:r>
+            <w:r>
+              <w:lastRenderedPageBreak/>
+              <w:t>file_name/MIME/checksum; không lộ storage_path.</w:t>
             </w:r>
           </w:p>
         </w:tc>
@@ -11217,92 +11382,7 @@
               <w:jc w:val="both"/>
             </w:pPr>
             <w:r>
-              <w:t>EV-UI + EV-API + EV-DB</w:t>
-            </w:r>
-          </w:p>
-        </w:tc>
-      </w:tr>
-      <w:tr>
-        <w:tc>
-          <w:tcPr>
-            <w:tcW w:w="1129" w:type="dxa"/>
-          </w:tcPr>
-          <w:p>
-            <w:pPr>
-              <w:spacing w:line="360" w:lineRule="auto"/>
-              <w:jc w:val="both"/>
-            </w:pPr>
-            <w:r>
-              <w:t>TC-ATT-01</w:t>
-            </w:r>
-          </w:p>
-        </w:tc>
-        <w:tc>
-          <w:tcPr>
-            <w:tcW w:w="1276" w:type="dxa"/>
-          </w:tcPr>
-          <w:p>
-            <w:pPr>
-              <w:spacing w:line="360" w:lineRule="auto"/>
-              <w:jc w:val="both"/>
-            </w:pPr>
-            <w:r>
-              <w:t>US02/AC02.2; US04/AC04.3</w:t>
-            </w:r>
-          </w:p>
-        </w:tc>
-        <w:tc>
-          <w:tcPr>
-            <w:tcW w:w="1356" w:type="dxa"/>
-          </w:tcPr>
-          <w:p>
-            <w:pPr>
-              <w:spacing w:line="360" w:lineRule="auto"/>
-              <w:jc w:val="both"/>
-            </w:pPr>
-            <w:r>
-              <w:t>Tất cả</w:t>
-            </w:r>
-          </w:p>
-        </w:tc>
-        <w:tc>
-          <w:tcPr>
-            <w:tcW w:w="1803" w:type="dxa"/>
-          </w:tcPr>
-          <w:p>
-            <w:pPr>
-              <w:spacing w:line="360" w:lineRule="auto"/>
-              <w:jc w:val="both"/>
-            </w:pPr>
-            <w:r>
-              <w:t>Upload tệp allowlist, dung lượng hợp lệ vào ticket/comment đúng phạm vi.</w:t>
-            </w:r>
-          </w:p>
-        </w:tc>
-        <w:tc>
-          <w:tcPr>
-            <w:tcW w:w="1802" w:type="dxa"/>
-          </w:tcPr>
-          <w:p>
-            <w:pPr>
-              <w:spacing w:line="360" w:lineRule="auto"/>
-              <w:jc w:val="both"/>
-            </w:pPr>
-            <w:r>
-              <w:t>Lưu metadata và object; download trả đúng file_name/MIME/checksum; không lộ storage_path.</w:t>
-            </w:r>
-          </w:p>
-        </w:tc>
-        <w:tc>
-          <w:tcPr>
-            <w:tcW w:w="1650" w:type="dxa"/>
-          </w:tcPr>
-          <w:p>
-            <w:pPr>
-              <w:spacing w:line="360" w:lineRule="auto"/>
-              <w:jc w:val="both"/>
-            </w:pPr>
-            <w:r>
+              <w:lastRenderedPageBreak/>
               <w:t>EV-API + EV-FILE + EV-DB</w:t>
             </w:r>
           </w:p>
@@ -11573,7 +11653,6 @@
         <w:spacing w:after="0" w:line="360" w:lineRule="auto"/>
       </w:pPr>
       <w:r>
-        <w:lastRenderedPageBreak/>
         <w:t>21.7.6. SLA, cảnh báo và thông báo</w:t>
       </w:r>
     </w:p>
@@ -11796,7 +11875,11 @@
               <w:jc w:val="both"/>
             </w:pPr>
             <w:r>
-              <w:t>first_response_at chỉ ghi một lần; Response SLA COMPLETED/MET; phản hồi sau không ghi đè.</w:t>
+              <w:t xml:space="preserve">first_response_at chỉ ghi một lần; Response SLA COMPLETED/MET; phản hồi </w:t>
+            </w:r>
+            <w:r>
+              <w:lastRenderedPageBreak/>
+              <w:t>sau không ghi đè.</w:t>
             </w:r>
           </w:p>
         </w:tc>
@@ -11810,6 +11893,7 @@
               <w:jc w:val="both"/>
             </w:pPr>
             <w:r>
+              <w:lastRenderedPageBreak/>
               <w:t>EV-API + EV-DB + EV-SLA</w:t>
             </w:r>
           </w:p>
@@ -12126,11 +12210,97 @@
               <w:jc w:val="both"/>
             </w:pPr>
             <w:r>
-              <w:t xml:space="preserve">WF-01 bắt đầu xử lý </w:t>
+              <w:t>WF-01 bắt đầu xử lý ticket ASSIGNED.</w:t>
+            </w:r>
+          </w:p>
+        </w:tc>
+        <w:tc>
+          <w:tcPr>
+            <w:tcW w:w="1985" w:type="dxa"/>
+          </w:tcPr>
+          <w:p>
+            <w:pPr>
+              <w:spacing w:line="360" w:lineRule="auto"/>
+              <w:jc w:val="both"/>
+            </w:pPr>
+            <w:r>
+              <w:t>Resolution SLA runtime RUNNING với policy snapshot/cycle đúng.</w:t>
+            </w:r>
+          </w:p>
+        </w:tc>
+        <w:tc>
+          <w:tcPr>
+            <w:tcW w:w="1366" w:type="dxa"/>
+          </w:tcPr>
+          <w:p>
+            <w:pPr>
+              <w:spacing w:line="360" w:lineRule="auto"/>
+              <w:jc w:val="both"/>
+            </w:pPr>
+            <w:r>
+              <w:t>EV-SLA + EV-DB</w:t>
+            </w:r>
+          </w:p>
+        </w:tc>
+      </w:tr>
+      <w:tr>
+        <w:tc>
+          <w:tcPr>
+            <w:tcW w:w="1129" w:type="dxa"/>
+          </w:tcPr>
+          <w:p>
+            <w:pPr>
+              <w:spacing w:line="360" w:lineRule="auto"/>
+              <w:jc w:val="both"/>
+            </w:pPr>
+            <w:r>
+              <w:t>TC-SLA-06</w:t>
+            </w:r>
+          </w:p>
+        </w:tc>
+        <w:tc>
+          <w:tcPr>
+            <w:tcW w:w="1481" w:type="dxa"/>
+          </w:tcPr>
+          <w:p>
+            <w:pPr>
+              <w:spacing w:line="360" w:lineRule="auto"/>
+              <w:jc w:val="both"/>
+            </w:pPr>
+            <w:r>
+              <w:t>US09/AC09.2</w:t>
+            </w:r>
+          </w:p>
+        </w:tc>
+        <w:tc>
+          <w:tcPr>
+            <w:tcW w:w="1329" w:type="dxa"/>
+          </w:tcPr>
+          <w:p>
+            <w:pPr>
+              <w:spacing w:line="360" w:lineRule="auto"/>
+              <w:jc w:val="both"/>
+            </w:pPr>
+            <w:r>
+              <w:t>System</w:t>
+            </w:r>
+          </w:p>
+        </w:tc>
+        <w:tc>
+          <w:tcPr>
+            <w:tcW w:w="1726" w:type="dxa"/>
+          </w:tcPr>
+          <w:p>
+            <w:pPr>
+              <w:spacing w:line="360" w:lineRule="auto"/>
+              <w:jc w:val="both"/>
+            </w:pPr>
+            <w:r>
+              <w:t xml:space="preserve">WF-02 đưa ticket vào </w:t>
             </w:r>
             <w:r>
               <w:lastRenderedPageBreak/>
-              <w:t>ticket ASSIGNED.</w:t>
+              <w:t>PENDING_INFO.</w:t>
             </w:r>
           </w:p>
         </w:tc>
@@ -12145,11 +12315,11 @@
             </w:pPr>
             <w:r>
               <w:lastRenderedPageBreak/>
-              <w:t xml:space="preserve">Resolution SLA runtime </w:t>
+              <w:t xml:space="preserve">Chỉ Resolution SLA chuyển </w:t>
             </w:r>
             <w:r>
               <w:lastRenderedPageBreak/>
-              <w:t>RUNNING với policy snapshot/cycle đúng.</w:t>
+              <w:t>PAUSED; Response SLA không bị thay đổi; mở pause period.</w:t>
             </w:r>
           </w:p>
         </w:tc>
@@ -12180,7 +12350,7 @@
               <w:jc w:val="both"/>
             </w:pPr>
             <w:r>
-              <w:t>TC-SLA-06</w:t>
+              <w:t>TC-SLA-07</w:t>
             </w:r>
           </w:p>
         </w:tc>
@@ -12194,7 +12364,7 @@
               <w:jc w:val="both"/>
             </w:pPr>
             <w:r>
-              <w:t>US09/AC09.2</w:t>
+              <w:t>US09/AC09.3</w:t>
             </w:r>
           </w:p>
         </w:tc>
@@ -12222,7 +12392,7 @@
               <w:jc w:val="both"/>
             </w:pPr>
             <w:r>
-              <w:t>WF-02 đưa ticket vào PENDING_INFO.</w:t>
+              <w:t>WF-03 sau một khoảng pause đã biết.</w:t>
             </w:r>
           </w:p>
         </w:tc>
@@ -12236,7 +12406,7 @@
               <w:jc w:val="both"/>
             </w:pPr>
             <w:r>
-              <w:t>Chỉ Resolution SLA chuyển PAUSED; Response SLA không bị thay đổi; mở pause period.</w:t>
+              <w:t>Đóng pause period; duration/total_paused_seconds đúng; Resolution SLA RUNNING và due_at điều chỉnh chính xác.</w:t>
             </w:r>
           </w:p>
         </w:tc>
@@ -12266,7 +12436,7 @@
               <w:jc w:val="both"/>
             </w:pPr>
             <w:r>
-              <w:t>TC-SLA-07</w:t>
+              <w:t>TC-SLA-08</w:t>
             </w:r>
           </w:p>
         </w:tc>
@@ -12280,7 +12450,7 @@
               <w:jc w:val="both"/>
             </w:pPr>
             <w:r>
-              <w:t>US09/AC09.3</w:t>
+              <w:t>US10/AC10.2</w:t>
             </w:r>
           </w:p>
         </w:tc>
@@ -12308,7 +12478,7 @@
               <w:jc w:val="both"/>
             </w:pPr>
             <w:r>
-              <w:t>WF-03 sau một khoảng pause đã biết.</w:t>
+              <w:t>WF-04 trước và sau due_at, có pause period.</w:t>
             </w:r>
           </w:p>
         </w:tc>
@@ -12322,7 +12492,7 @@
               <w:jc w:val="both"/>
             </w:pPr>
             <w:r>
-              <w:t>Đóng pause period; duration/total_paused_seconds đúng; Resolution SLA RUNNING và due_at điều chỉnh chính xác.</w:t>
+              <w:t>Kết quả MET/BREACHED dùng elapsed trừ thời gian pause; runtime COMPLETED.</w:t>
             </w:r>
           </w:p>
         </w:tc>
@@ -12336,6 +12506,92 @@
               <w:jc w:val="both"/>
             </w:pPr>
             <w:r>
+              <w:t>EV-SLA + EV-DB + EV-REP</w:t>
+            </w:r>
+          </w:p>
+        </w:tc>
+      </w:tr>
+      <w:tr>
+        <w:tc>
+          <w:tcPr>
+            <w:tcW w:w="1129" w:type="dxa"/>
+          </w:tcPr>
+          <w:p>
+            <w:pPr>
+              <w:spacing w:line="360" w:lineRule="auto"/>
+              <w:jc w:val="both"/>
+            </w:pPr>
+            <w:r>
+              <w:t>TC-SLA-09</w:t>
+            </w:r>
+          </w:p>
+        </w:tc>
+        <w:tc>
+          <w:tcPr>
+            <w:tcW w:w="1481" w:type="dxa"/>
+          </w:tcPr>
+          <w:p>
+            <w:pPr>
+              <w:spacing w:line="360" w:lineRule="auto"/>
+              <w:jc w:val="both"/>
+            </w:pPr>
+            <w:r>
+              <w:t>US12/AC12.2</w:t>
+            </w:r>
+          </w:p>
+        </w:tc>
+        <w:tc>
+          <w:tcPr>
+            <w:tcW w:w="1329" w:type="dxa"/>
+          </w:tcPr>
+          <w:p>
+            <w:pPr>
+              <w:spacing w:line="360" w:lineRule="auto"/>
+              <w:jc w:val="both"/>
+            </w:pPr>
+            <w:r>
+              <w:t>System</w:t>
+            </w:r>
+          </w:p>
+        </w:tc>
+        <w:tc>
+          <w:tcPr>
+            <w:tcW w:w="1726" w:type="dxa"/>
+          </w:tcPr>
+          <w:p>
+            <w:pPr>
+              <w:spacing w:line="360" w:lineRule="auto"/>
+              <w:jc w:val="both"/>
+            </w:pPr>
+            <w:r>
+              <w:t>WF-06 rồi WF-07 sau khi ticket đã có Resolution cycle 1.</w:t>
+            </w:r>
+          </w:p>
+        </w:tc>
+        <w:tc>
+          <w:tcPr>
+            <w:tcW w:w="1985" w:type="dxa"/>
+          </w:tcPr>
+          <w:p>
+            <w:pPr>
+              <w:spacing w:line="360" w:lineRule="auto"/>
+              <w:jc w:val="both"/>
+            </w:pPr>
+            <w:r>
+              <w:t>WF-06 chưa tạo cycle; WF-07 tạo cycle 2, giữ nguyên lịch sử cycle 1.</w:t>
+            </w:r>
+          </w:p>
+        </w:tc>
+        <w:tc>
+          <w:tcPr>
+            <w:tcW w:w="1366" w:type="dxa"/>
+          </w:tcPr>
+          <w:p>
+            <w:pPr>
+              <w:spacing w:line="360" w:lineRule="auto"/>
+              <w:jc w:val="both"/>
+            </w:pPr>
+            <w:r>
               <w:t>EV-SLA + EV-DB</w:t>
             </w:r>
           </w:p>
@@ -12352,7 +12608,7 @@
               <w:jc w:val="both"/>
             </w:pPr>
             <w:r>
-              <w:t>TC-SLA-08</w:t>
+              <w:t>TC-SLA-10</w:t>
             </w:r>
           </w:p>
         </w:tc>
@@ -12366,7 +12622,7 @@
               <w:jc w:val="both"/>
             </w:pPr>
             <w:r>
-              <w:t>US10/AC10.2</w:t>
+              <w:t>US14/AC14.1,14.2</w:t>
             </w:r>
           </w:p>
         </w:tc>
@@ -12380,7 +12636,7 @@
               <w:jc w:val="both"/>
             </w:pPr>
             <w:r>
-              <w:t>System</w:t>
+              <w:t>Worker</w:t>
             </w:r>
           </w:p>
         </w:tc>
@@ -12394,7 +12650,11 @@
               <w:jc w:val="both"/>
             </w:pPr>
             <w:r>
-              <w:t>WF-04 trước và sau due_at, có pause period.</w:t>
+              <w:t>Đưa elapsed qua ngưỡng warning_perc</w:t>
+            </w:r>
+            <w:r>
+              <w:lastRenderedPageBreak/>
+              <w:t>ent=80% và due_at.</w:t>
             </w:r>
           </w:p>
         </w:tc>
@@ -12408,7 +12668,12 @@
               <w:jc w:val="both"/>
             </w:pPr>
             <w:r>
-              <w:t>Kết quả MET/BREACHED dùng elapsed trừ thời gian pause; runtime COMPLETED.</w:t>
+              <w:lastRenderedPageBreak/>
+              <w:t xml:space="preserve">Sinh một WARNING rồi một OVERDUE đúng runtime; </w:t>
+            </w:r>
+            <w:r>
+              <w:lastRenderedPageBreak/>
+              <w:t>giao diện hiển thị NEAR_DUE/OVERDUE.</w:t>
             </w:r>
           </w:p>
         </w:tc>
@@ -12422,7 +12687,8 @@
               <w:jc w:val="both"/>
             </w:pPr>
             <w:r>
-              <w:t>EV-SLA + EV-DB + EV-REP</w:t>
+              <w:lastRenderedPageBreak/>
+              <w:t>EV-SLA + EV-LOG + EV-UI</w:t>
             </w:r>
           </w:p>
         </w:tc>
@@ -12438,7 +12704,7 @@
               <w:jc w:val="both"/>
             </w:pPr>
             <w:r>
-              <w:t>TC-SLA-09</w:t>
+              <w:t>TC-SLA-11</w:t>
             </w:r>
           </w:p>
         </w:tc>
@@ -12452,7 +12718,7 @@
               <w:jc w:val="both"/>
             </w:pPr>
             <w:r>
-              <w:t>US12/AC12.2</w:t>
+              <w:t>US14/AC14.3,14.4</w:t>
             </w:r>
           </w:p>
         </w:tc>
@@ -12466,7 +12732,7 @@
               <w:jc w:val="both"/>
             </w:pPr>
             <w:r>
-              <w:t>System</w:t>
+              <w:t>Worker/Admin</w:t>
             </w:r>
           </w:p>
         </w:tc>
@@ -12480,11 +12746,7 @@
               <w:jc w:val="both"/>
             </w:pPr>
             <w:r>
-              <w:t xml:space="preserve">WF-06 rồi WF-07 sau khi ticket đã </w:t>
-            </w:r>
-            <w:r>
-              <w:lastRenderedPageBreak/>
-              <w:t>có Resolution cycle 1.</w:t>
+              <w:t>Đưa ticket P1 vừa OVERDUE và ticket P2 đạt escalation_percent=150%.</w:t>
             </w:r>
           </w:p>
         </w:tc>
@@ -12498,12 +12760,7 @@
               <w:jc w:val="both"/>
             </w:pPr>
             <w:r>
-              <w:lastRenderedPageBreak/>
-              <w:t xml:space="preserve">WF-06 chưa tạo cycle; WF-07 tạo cycle 2, giữ </w:t>
-            </w:r>
-            <w:r>
-              <w:lastRenderedPageBreak/>
-              <w:t>nguyên lịch sử cycle 1.</w:t>
+              <w:t>P1 escalation ngay khi OVERDUE; P2 escalation tại 150%; gửi notification Admin và không tự điều chuyển assignee.</w:t>
             </w:r>
           </w:p>
         </w:tc>
@@ -12517,8 +12774,7 @@
               <w:jc w:val="both"/>
             </w:pPr>
             <w:r>
-              <w:lastRenderedPageBreak/>
-              <w:t>EV-SLA + EV-DB</w:t>
+              <w:t>EV-SLA + EV-DB + EV-UI</w:t>
             </w:r>
           </w:p>
         </w:tc>
@@ -12534,7 +12790,7 @@
               <w:jc w:val="both"/>
             </w:pPr>
             <w:r>
-              <w:t>TC-SLA-10</w:t>
+              <w:t>TC-SLA-12</w:t>
             </w:r>
           </w:p>
         </w:tc>
@@ -12548,7 +12804,7 @@
               <w:jc w:val="both"/>
             </w:pPr>
             <w:r>
-              <w:t>US14/AC14.1,14.2</w:t>
+              <w:t>US14/AC14.5,14.6</w:t>
             </w:r>
           </w:p>
         </w:tc>
@@ -12576,7 +12832,7 @@
               <w:jc w:val="both"/>
             </w:pPr>
             <w:r>
-              <w:t>Đưa elapsed qua ngưỡng warning_percent=80% và due_at.</w:t>
+              <w:t>Chạy worker lặp/đồng thời trên cùng runtime và event_type.</w:t>
             </w:r>
           </w:p>
         </w:tc>
@@ -12590,7 +12846,7 @@
               <w:jc w:val="both"/>
             </w:pPr>
             <w:r>
-              <w:t>Sinh một WARNING rồi một OVERDUE đúng runtime; giao diện hiển thị NEAR_DUE/OVERDUE.</w:t>
+              <w:t>Unique(ticket_sla_id,event_type) ngăn trùng; notification idempotent; không tạo assignment mới.</w:t>
             </w:r>
           </w:p>
         </w:tc>
@@ -12604,366 +12860,7 @@
               <w:jc w:val="both"/>
             </w:pPr>
             <w:r>
-              <w:t>EV-SLA + EV-LOG + EV-UI</w:t>
-            </w:r>
-          </w:p>
-        </w:tc>
-      </w:tr>
-      <w:tr>
-        <w:tc>
-          <w:tcPr>
-            <w:tcW w:w="1129" w:type="dxa"/>
-          </w:tcPr>
-          <w:p>
-            <w:pPr>
-              <w:spacing w:line="360" w:lineRule="auto"/>
-              <w:jc w:val="both"/>
-            </w:pPr>
-            <w:r>
-              <w:t>TC-SLA-11</w:t>
-            </w:r>
-          </w:p>
-        </w:tc>
-        <w:tc>
-          <w:tcPr>
-            <w:tcW w:w="1481" w:type="dxa"/>
-          </w:tcPr>
-          <w:p>
-            <w:pPr>
-              <w:spacing w:line="360" w:lineRule="auto"/>
-              <w:jc w:val="both"/>
-            </w:pPr>
-            <w:r>
-              <w:t>US14/AC14.3,14.4</w:t>
-            </w:r>
-          </w:p>
-        </w:tc>
-        <w:tc>
-          <w:tcPr>
-            <w:tcW w:w="1329" w:type="dxa"/>
-          </w:tcPr>
-          <w:p>
-            <w:pPr>
-              <w:spacing w:line="360" w:lineRule="auto"/>
-              <w:jc w:val="both"/>
-            </w:pPr>
-            <w:r>
-              <w:t>Worker/Admin</w:t>
-            </w:r>
-          </w:p>
-        </w:tc>
-        <w:tc>
-          <w:tcPr>
-            <w:tcW w:w="1726" w:type="dxa"/>
-          </w:tcPr>
-          <w:p>
-            <w:pPr>
-              <w:spacing w:line="360" w:lineRule="auto"/>
-              <w:jc w:val="both"/>
-            </w:pPr>
-            <w:r>
-              <w:t>Đưa ticket P1 vừa OVERDUE và ticket P2 đạt escalation_percent=150%.</w:t>
-            </w:r>
-          </w:p>
-        </w:tc>
-        <w:tc>
-          <w:tcPr>
-            <w:tcW w:w="1985" w:type="dxa"/>
-          </w:tcPr>
-          <w:p>
-            <w:pPr>
-              <w:spacing w:line="360" w:lineRule="auto"/>
-              <w:jc w:val="both"/>
-            </w:pPr>
-            <w:r>
-              <w:t>P1 escalation ngay khi OVERDUE; P2 escalation tại 150%; gửi notification Admin và không tự điều chuyển assignee.</w:t>
-            </w:r>
-          </w:p>
-        </w:tc>
-        <w:tc>
-          <w:tcPr>
-            <w:tcW w:w="1366" w:type="dxa"/>
-          </w:tcPr>
-          <w:p>
-            <w:pPr>
-              <w:spacing w:line="360" w:lineRule="auto"/>
-              <w:jc w:val="both"/>
-            </w:pPr>
-            <w:r>
-              <w:t>EV-SLA + EV-DB + EV-UI</w:t>
-            </w:r>
-          </w:p>
-        </w:tc>
-      </w:tr>
-      <w:tr>
-        <w:tc>
-          <w:tcPr>
-            <w:tcW w:w="1129" w:type="dxa"/>
-          </w:tcPr>
-          <w:p>
-            <w:pPr>
-              <w:spacing w:line="360" w:lineRule="auto"/>
-              <w:jc w:val="both"/>
-            </w:pPr>
-            <w:r>
-              <w:t>TC-SLA-12</w:t>
-            </w:r>
-          </w:p>
-        </w:tc>
-        <w:tc>
-          <w:tcPr>
-            <w:tcW w:w="1481" w:type="dxa"/>
-          </w:tcPr>
-          <w:p>
-            <w:pPr>
-              <w:spacing w:line="360" w:lineRule="auto"/>
-              <w:jc w:val="both"/>
-            </w:pPr>
-            <w:r>
-              <w:t>US14/AC14.5,14.6</w:t>
-            </w:r>
-          </w:p>
-        </w:tc>
-        <w:tc>
-          <w:tcPr>
-            <w:tcW w:w="1329" w:type="dxa"/>
-          </w:tcPr>
-          <w:p>
-            <w:pPr>
-              <w:spacing w:line="360" w:lineRule="auto"/>
-              <w:jc w:val="both"/>
-            </w:pPr>
-            <w:r>
-              <w:t>Worker</w:t>
-            </w:r>
-          </w:p>
-        </w:tc>
-        <w:tc>
-          <w:tcPr>
-            <w:tcW w:w="1726" w:type="dxa"/>
-          </w:tcPr>
-          <w:p>
-            <w:pPr>
-              <w:spacing w:line="360" w:lineRule="auto"/>
-              <w:jc w:val="both"/>
-            </w:pPr>
-            <w:r>
-              <w:t>Chạy worker lặp/đồng thời trên cùng runtime và event_type.</w:t>
-            </w:r>
-          </w:p>
-        </w:tc>
-        <w:tc>
-          <w:tcPr>
-            <w:tcW w:w="1985" w:type="dxa"/>
-          </w:tcPr>
-          <w:p>
-            <w:pPr>
-              <w:spacing w:line="360" w:lineRule="auto"/>
-              <w:jc w:val="both"/>
-            </w:pPr>
-            <w:r>
-              <w:t>Unique(ticket_sla_id,event_type) ngăn trùng; notification idempotent; không tạo assignment mới.</w:t>
-            </w:r>
-          </w:p>
-        </w:tc>
-        <w:tc>
-          <w:tcPr>
-            <w:tcW w:w="1366" w:type="dxa"/>
-          </w:tcPr>
-          <w:p>
-            <w:pPr>
-              <w:spacing w:line="360" w:lineRule="auto"/>
-              <w:jc w:val="both"/>
-            </w:pPr>
-            <w:r>
               <w:t>EV-SLA + EV-DB + EV-LOG</w:t>
-            </w:r>
-          </w:p>
-        </w:tc>
-      </w:tr>
-      <w:tr>
-        <w:tc>
-          <w:tcPr>
-            <w:tcW w:w="1129" w:type="dxa"/>
-          </w:tcPr>
-          <w:p>
-            <w:pPr>
-              <w:spacing w:line="360" w:lineRule="auto"/>
-              <w:jc w:val="both"/>
-            </w:pPr>
-            <w:r>
-              <w:t>TC-SLA-13</w:t>
-            </w:r>
-          </w:p>
-        </w:tc>
-        <w:tc>
-          <w:tcPr>
-            <w:tcW w:w="1481" w:type="dxa"/>
-          </w:tcPr>
-          <w:p>
-            <w:pPr>
-              <w:spacing w:line="360" w:lineRule="auto"/>
-              <w:jc w:val="both"/>
-            </w:pPr>
-            <w:r>
-              <w:t>US17/AC17.1,17.3,17.4,17.5</w:t>
-            </w:r>
-          </w:p>
-        </w:tc>
-        <w:tc>
-          <w:tcPr>
-            <w:tcW w:w="1329" w:type="dxa"/>
-          </w:tcPr>
-          <w:p>
-            <w:pPr>
-              <w:spacing w:line="360" w:lineRule="auto"/>
-              <w:jc w:val="both"/>
-            </w:pPr>
-            <w:r>
-              <w:t>Admin</w:t>
-            </w:r>
-          </w:p>
-        </w:tc>
-        <w:tc>
-          <w:tcPr>
-            <w:tcW w:w="1726" w:type="dxa"/>
-          </w:tcPr>
-          <w:p>
-            <w:pPr>
-              <w:spacing w:line="360" w:lineRule="auto"/>
-              <w:jc w:val="both"/>
-            </w:pPr>
-            <w:r>
-              <w:t xml:space="preserve">Tạo version SLA Policy mới với </w:t>
-            </w:r>
-            <w:r>
-              <w:lastRenderedPageBreak/>
-              <w:t>target/threshold/effective_from hợp lệ.</w:t>
-            </w:r>
-          </w:p>
-        </w:tc>
-        <w:tc>
-          <w:tcPr>
-            <w:tcW w:w="1985" w:type="dxa"/>
-          </w:tcPr>
-          <w:p>
-            <w:pPr>
-              <w:spacing w:line="360" w:lineRule="auto"/>
-              <w:jc w:val="both"/>
-            </w:pPr>
-            <w:r>
-              <w:lastRenderedPageBreak/>
-              <w:t xml:space="preserve">Version mới được lưu/audit; ticket mới dùng </w:t>
-            </w:r>
-            <w:r>
-              <w:lastRenderedPageBreak/>
-              <w:t>version mới; runtime cũ giữ target snapshot bất biến.</w:t>
-            </w:r>
-          </w:p>
-        </w:tc>
-        <w:tc>
-          <w:tcPr>
-            <w:tcW w:w="1366" w:type="dxa"/>
-          </w:tcPr>
-          <w:p>
-            <w:pPr>
-              <w:spacing w:line="360" w:lineRule="auto"/>
-              <w:jc w:val="both"/>
-            </w:pPr>
-            <w:r>
-              <w:lastRenderedPageBreak/>
-              <w:t xml:space="preserve">EV-UI + EV-API + </w:t>
-            </w:r>
-            <w:r>
-              <w:lastRenderedPageBreak/>
-              <w:t>EV-DB + EV-AUD</w:t>
-            </w:r>
-          </w:p>
-        </w:tc>
-      </w:tr>
-      <w:tr>
-        <w:tc>
-          <w:tcPr>
-            <w:tcW w:w="1129" w:type="dxa"/>
-          </w:tcPr>
-          <w:p>
-            <w:pPr>
-              <w:spacing w:line="360" w:lineRule="auto"/>
-              <w:jc w:val="both"/>
-            </w:pPr>
-            <w:r>
-              <w:lastRenderedPageBreak/>
-              <w:t>TC-SLA-14</w:t>
-            </w:r>
-          </w:p>
-        </w:tc>
-        <w:tc>
-          <w:tcPr>
-            <w:tcW w:w="1481" w:type="dxa"/>
-          </w:tcPr>
-          <w:p>
-            <w:pPr>
-              <w:spacing w:line="360" w:lineRule="auto"/>
-              <w:jc w:val="both"/>
-            </w:pPr>
-            <w:r>
-              <w:t>US17/AC17.2,17.3</w:t>
-            </w:r>
-          </w:p>
-        </w:tc>
-        <w:tc>
-          <w:tcPr>
-            <w:tcW w:w="1329" w:type="dxa"/>
-          </w:tcPr>
-          <w:p>
-            <w:pPr>
-              <w:spacing w:line="360" w:lineRule="auto"/>
-              <w:jc w:val="both"/>
-            </w:pPr>
-            <w:r>
-              <w:t>Admin</w:t>
-            </w:r>
-          </w:p>
-        </w:tc>
-        <w:tc>
-          <w:tcPr>
-            <w:tcW w:w="1726" w:type="dxa"/>
-          </w:tcPr>
-          <w:p>
-            <w:pPr>
-              <w:spacing w:line="360" w:lineRule="auto"/>
-              <w:jc w:val="both"/>
-            </w:pPr>
-            <w:r>
-              <w:t>Nhập target&lt;=0, warning ngoài miền, effective overlap hoặc sửa policy đã dùng.</w:t>
-            </w:r>
-          </w:p>
-        </w:tc>
-        <w:tc>
-          <w:tcPr>
-            <w:tcW w:w="1985" w:type="dxa"/>
-          </w:tcPr>
-          <w:p>
-            <w:pPr>
-              <w:spacing w:line="360" w:lineRule="auto"/>
-              <w:jc w:val="both"/>
-            </w:pPr>
-            <w:r>
-              <w:t>Từ chối đúng mã; đề xuất version mới; policy/runtime cũ không đổi.</w:t>
-            </w:r>
-          </w:p>
-        </w:tc>
-        <w:tc>
-          <w:tcPr>
-            <w:tcW w:w="1366" w:type="dxa"/>
-          </w:tcPr>
-          <w:p>
-            <w:pPr>
-              <w:spacing w:line="360" w:lineRule="auto"/>
-              <w:jc w:val="both"/>
-            </w:pPr>
-            <w:r>
-              <w:t>EV-UI + EV-API + EV-DB</w:t>
             </w:r>
           </w:p>
         </w:tc>
@@ -13223,6 +13120,7 @@
               <w:jc w:val="both"/>
             </w:pPr>
             <w:r>
+              <w:lastRenderedPageBreak/>
               <w:t>TC-NTF-02</w:t>
             </w:r>
           </w:p>
@@ -13305,7 +13203,6 @@
         <w:spacing w:after="0" w:line="360" w:lineRule="auto"/>
       </w:pPr>
       <w:r>
-        <w:lastRenderedPageBreak/>
         <w:t>21.7.8. Đánh giá, quản trị, audit và báo cáo</w:t>
       </w:r>
     </w:p>
@@ -13772,7 +13669,11 @@
               <w:jc w:val="both"/>
             </w:pPr>
             <w:r>
-              <w:t>Tra cứu và cập nhật tên/phòng ban/trạng thái tài khoản hiện có.</w:t>
+              <w:t xml:space="preserve">Tra cứu và cập nhật tên/phòng ban/trạng thái </w:t>
+            </w:r>
+            <w:r>
+              <w:lastRenderedPageBreak/>
+              <w:t>tài khoản hiện có.</w:t>
             </w:r>
           </w:p>
         </w:tc>
@@ -13786,6 +13687,7 @@
               <w:jc w:val="both"/>
             </w:pPr>
             <w:r>
+              <w:lastRenderedPageBreak/>
               <w:t>Dữ liệu hợp lệ được lưu và audit; email/ID tuân thủ ràng buộc.</w:t>
             </w:r>
           </w:p>
@@ -13858,11 +13760,269 @@
               <w:jc w:val="both"/>
             </w:pPr>
             <w:r>
-              <w:t xml:space="preserve">Khóa tài khoản đang có phiên và </w:t>
+              <w:t>Khóa tài khoản đang có phiên và thử đăng nhập/gọi API lại.</w:t>
+            </w:r>
+          </w:p>
+        </w:tc>
+        <w:tc>
+          <w:tcPr>
+            <w:tcW w:w="2126" w:type="dxa"/>
+          </w:tcPr>
+          <w:p>
+            <w:pPr>
+              <w:spacing w:line="360" w:lineRule="auto"/>
+              <w:jc w:val="both"/>
+            </w:pPr>
+            <w:r>
+              <w:t>Tài khoản inactive bị chặn theo chính sách; lịch sử ticket vẫn giữ nguyên.</w:t>
+            </w:r>
+          </w:p>
+        </w:tc>
+        <w:tc>
+          <w:tcPr>
+            <w:tcW w:w="1650" w:type="dxa"/>
+          </w:tcPr>
+          <w:p>
+            <w:pPr>
+              <w:spacing w:line="360" w:lineRule="auto"/>
+              <w:jc w:val="both"/>
+            </w:pPr>
+            <w:r>
+              <w:t>EV-API + EV-DB + EV-AUD</w:t>
+            </w:r>
+          </w:p>
+        </w:tc>
+      </w:tr>
+      <w:tr>
+        <w:tc>
+          <w:tcPr>
+            <w:tcW w:w="1129" w:type="dxa"/>
+          </w:tcPr>
+          <w:p>
+            <w:pPr>
+              <w:spacing w:line="360" w:lineRule="auto"/>
+              <w:jc w:val="both"/>
+            </w:pPr>
+            <w:r>
+              <w:t>TC-ADM-03</w:t>
+            </w:r>
+          </w:p>
+        </w:tc>
+        <w:tc>
+          <w:tcPr>
+            <w:tcW w:w="1134" w:type="dxa"/>
+          </w:tcPr>
+          <w:p>
+            <w:pPr>
+              <w:spacing w:line="360" w:lineRule="auto"/>
+              <w:jc w:val="both"/>
+            </w:pPr>
+            <w:r>
+              <w:t>US16/AC16.3,16.4</w:t>
+            </w:r>
+          </w:p>
+        </w:tc>
+        <w:tc>
+          <w:tcPr>
+            <w:tcW w:w="1330" w:type="dxa"/>
+          </w:tcPr>
+          <w:p>
+            <w:pPr>
+              <w:spacing w:line="360" w:lineRule="auto"/>
+              <w:jc w:val="both"/>
+            </w:pPr>
+            <w:r>
+              <w:t>Admin</w:t>
+            </w:r>
+          </w:p>
+        </w:tc>
+        <w:tc>
+          <w:tcPr>
+            <w:tcW w:w="1647" w:type="dxa"/>
+          </w:tcPr>
+          <w:p>
+            <w:pPr>
+              <w:spacing w:line="360" w:lineRule="auto"/>
+              <w:jc w:val="both"/>
+            </w:pPr>
+            <w:r>
+              <w:t>Cấp vai trò hợp lệ rồi thu hồi vai trò không còn dùng.</w:t>
+            </w:r>
+          </w:p>
+        </w:tc>
+        <w:tc>
+          <w:tcPr>
+            <w:tcW w:w="2126" w:type="dxa"/>
+          </w:tcPr>
+          <w:p>
+            <w:pPr>
+              <w:spacing w:line="360" w:lineRule="auto"/>
+              <w:jc w:val="both"/>
+            </w:pPr>
+            <w:r>
+              <w:t>USER_ROLES cập nhật đúng assigned_by/assigned_at; quyền server thay đổi; audit đầy đủ.</w:t>
+            </w:r>
+          </w:p>
+        </w:tc>
+        <w:tc>
+          <w:tcPr>
+            <w:tcW w:w="1650" w:type="dxa"/>
+          </w:tcPr>
+          <w:p>
+            <w:pPr>
+              <w:spacing w:line="360" w:lineRule="auto"/>
+              <w:jc w:val="both"/>
+            </w:pPr>
+            <w:r>
+              <w:t>EV-UI + EV-API + EV-DB + EV-AUD</w:t>
+            </w:r>
+          </w:p>
+        </w:tc>
+      </w:tr>
+      <w:tr>
+        <w:tc>
+          <w:tcPr>
+            <w:tcW w:w="1129" w:type="dxa"/>
+          </w:tcPr>
+          <w:p>
+            <w:pPr>
+              <w:spacing w:line="360" w:lineRule="auto"/>
+              <w:jc w:val="both"/>
+            </w:pPr>
+            <w:r>
+              <w:t>TC-ADM-04</w:t>
+            </w:r>
+          </w:p>
+        </w:tc>
+        <w:tc>
+          <w:tcPr>
+            <w:tcW w:w="1134" w:type="dxa"/>
+          </w:tcPr>
+          <w:p>
+            <w:pPr>
+              <w:spacing w:line="360" w:lineRule="auto"/>
+              <w:jc w:val="both"/>
+            </w:pPr>
+            <w:r>
+              <w:t>US16/AC16.4,16.5</w:t>
+            </w:r>
+          </w:p>
+        </w:tc>
+        <w:tc>
+          <w:tcPr>
+            <w:tcW w:w="1330" w:type="dxa"/>
+          </w:tcPr>
+          <w:p>
+            <w:pPr>
+              <w:spacing w:line="360" w:lineRule="auto"/>
+              <w:jc w:val="both"/>
+            </w:pPr>
+            <w:r>
+              <w:t>Admin</w:t>
+            </w:r>
+          </w:p>
+        </w:tc>
+        <w:tc>
+          <w:tcPr>
+            <w:tcW w:w="1647" w:type="dxa"/>
+          </w:tcPr>
+          <w:p>
+            <w:pPr>
+              <w:spacing w:line="360" w:lineRule="auto"/>
+              <w:jc w:val="both"/>
+            </w:pPr>
+            <w:r>
+              <w:t>Thu hồi ADMIN của quản trị viên cuối cùng hoặc gán role inactive/trùng.</w:t>
+            </w:r>
+          </w:p>
+        </w:tc>
+        <w:tc>
+          <w:tcPr>
+            <w:tcW w:w="2126" w:type="dxa"/>
+          </w:tcPr>
+          <w:p>
+            <w:pPr>
+              <w:spacing w:line="360" w:lineRule="auto"/>
+              <w:jc w:val="both"/>
+            </w:pPr>
+            <w:r>
+              <w:t>LAST_ADMIN_ROLE_FORBIDDEN hoặc mã lỗi phù hợp; không làm hệ thống mất Admin.</w:t>
+            </w:r>
+          </w:p>
+        </w:tc>
+        <w:tc>
+          <w:tcPr>
+            <w:tcW w:w="1650" w:type="dxa"/>
+          </w:tcPr>
+          <w:p>
+            <w:pPr>
+              <w:spacing w:line="360" w:lineRule="auto"/>
+              <w:jc w:val="both"/>
+            </w:pPr>
+            <w:r>
+              <w:t>EV-API + EV-DB + EV-AUD</w:t>
+            </w:r>
+          </w:p>
+        </w:tc>
+      </w:tr>
+      <w:tr>
+        <w:tc>
+          <w:tcPr>
+            <w:tcW w:w="1129" w:type="dxa"/>
+          </w:tcPr>
+          <w:p>
+            <w:pPr>
+              <w:spacing w:line="360" w:lineRule="auto"/>
+              <w:jc w:val="both"/>
+            </w:pPr>
+            <w:r>
+              <w:t>TC-ADM-05</w:t>
+            </w:r>
+          </w:p>
+        </w:tc>
+        <w:tc>
+          <w:tcPr>
+            <w:tcW w:w="1134" w:type="dxa"/>
+          </w:tcPr>
+          <w:p>
+            <w:pPr>
+              <w:spacing w:line="360" w:lineRule="auto"/>
+              <w:jc w:val="both"/>
+            </w:pPr>
+            <w:r>
+              <w:t>US17/AC17.1–AC17.5</w:t>
+            </w:r>
+          </w:p>
+        </w:tc>
+        <w:tc>
+          <w:tcPr>
+            <w:tcW w:w="1330" w:type="dxa"/>
+          </w:tcPr>
+          <w:p>
+            <w:pPr>
+              <w:spacing w:line="360" w:lineRule="auto"/>
+              <w:jc w:val="both"/>
+            </w:pPr>
+            <w:r>
+              <w:t>Admin</w:t>
+            </w:r>
+          </w:p>
+        </w:tc>
+        <w:tc>
+          <w:tcPr>
+            <w:tcW w:w="1647" w:type="dxa"/>
+          </w:tcPr>
+          <w:p>
+            <w:pPr>
+              <w:spacing w:line="360" w:lineRule="auto"/>
+              <w:jc w:val="both"/>
+            </w:pPr>
+            <w:r>
+              <w:t xml:space="preserve">Tải danh sách vai trò, phòng ban và gửi yêu cầu tạo tài khoản với email, họ tên, mật khẩu, </w:t>
             </w:r>
             <w:r>
               <w:lastRenderedPageBreak/>
-              <w:t>thử đăng nhập/gọi API lại.</w:t>
+              <w:t>phòng ban, điện thoại và vai trò hợp lệ.</w:t>
             </w:r>
           </w:p>
         </w:tc>
@@ -13877,11 +14037,11 @@
             </w:pPr>
             <w:r>
               <w:lastRenderedPageBreak/>
-              <w:t xml:space="preserve">Tài khoản inactive bị chặn theo chính </w:t>
+              <w:t xml:space="preserve">Mong đợi: HTTP 201; chuẩn hóa email, họ tên và điện thoại; mật khẩu được băm; vai trò được gán; ghi audit </w:t>
             </w:r>
             <w:r>
               <w:lastRenderedPageBreak/>
-              <w:t>sách; lịch sử ticket vẫn giữ nguyên.</w:t>
+              <w:t>USER_CREATED; tài khoản active đăng nhập được.</w:t>
             </w:r>
           </w:p>
         </w:tc>
@@ -13896,7 +14056,7 @@
             </w:pPr>
             <w:r>
               <w:lastRenderedPageBreak/>
-              <w:t>EV-API + EV-DB + EV-AUD</w:t>
+              <w:t>EV-UI + EV-API + EV-DB + EV-AUD</w:t>
             </w:r>
           </w:p>
         </w:tc>
@@ -13912,7 +14072,7 @@
               <w:jc w:val="both"/>
             </w:pPr>
             <w:r>
-              <w:t>TC-ADM-03</w:t>
+              <w:t>TC-ADM-06</w:t>
             </w:r>
           </w:p>
         </w:tc>
@@ -13926,7 +14086,7 @@
               <w:jc w:val="both"/>
             </w:pPr>
             <w:r>
-              <w:t>US16/AC16.3,16.4</w:t>
+              <w:t>US17/AC17.2–AC17.5; US19</w:t>
             </w:r>
           </w:p>
         </w:tc>
@@ -13940,7 +14100,7 @@
               <w:jc w:val="both"/>
             </w:pPr>
             <w:r>
-              <w:t>Admin</w:t>
+              <w:t>Admin/Requester</w:t>
             </w:r>
           </w:p>
         </w:tc>
@@ -13954,7 +14114,7 @@
               <w:jc w:val="both"/>
             </w:pPr>
             <w:r>
-              <w:t>Cấp vai trò hợp lệ rồi thu hồi vai trò không còn dùng.</w:t>
+              <w:t>Tạo tài khoản với email trùng, mật khẩu ngắn, vai trò trùng hoặc không tồn tại, phòng ban không tồn tại; Requester gọi trực tiếp API.</w:t>
             </w:r>
           </w:p>
         </w:tc>
@@ -13968,93 +14128,7 @@
               <w:jc w:val="both"/>
             </w:pPr>
             <w:r>
-              <w:t>USER_ROLES cập nhật đúng assigned_by/assigned_at; quyền server thay đổi; audit đầy đủ.</w:t>
-            </w:r>
-          </w:p>
-        </w:tc>
-        <w:tc>
-          <w:tcPr>
-            <w:tcW w:w="1650" w:type="dxa"/>
-          </w:tcPr>
-          <w:p>
-            <w:pPr>
-              <w:spacing w:line="360" w:lineRule="auto"/>
-              <w:jc w:val="both"/>
-            </w:pPr>
-            <w:r>
-              <w:t>EV-UI + EV-API + EV-DB + EV-AUD</w:t>
-            </w:r>
-          </w:p>
-        </w:tc>
-      </w:tr>
-      <w:tr>
-        <w:tc>
-          <w:tcPr>
-            <w:tcW w:w="1129" w:type="dxa"/>
-          </w:tcPr>
-          <w:p>
-            <w:pPr>
-              <w:spacing w:line="360" w:lineRule="auto"/>
-              <w:jc w:val="both"/>
-            </w:pPr>
-            <w:r>
-              <w:t>TC-ADM-04</w:t>
-            </w:r>
-          </w:p>
-        </w:tc>
-        <w:tc>
-          <w:tcPr>
-            <w:tcW w:w="1134" w:type="dxa"/>
-          </w:tcPr>
-          <w:p>
-            <w:pPr>
-              <w:spacing w:line="360" w:lineRule="auto"/>
-              <w:jc w:val="both"/>
-            </w:pPr>
-            <w:r>
-              <w:t>US16/AC16.4,16.5</w:t>
-            </w:r>
-          </w:p>
-        </w:tc>
-        <w:tc>
-          <w:tcPr>
-            <w:tcW w:w="1330" w:type="dxa"/>
-          </w:tcPr>
-          <w:p>
-            <w:pPr>
-              <w:spacing w:line="360" w:lineRule="auto"/>
-              <w:jc w:val="both"/>
-            </w:pPr>
-            <w:r>
-              <w:t>Admin</w:t>
-            </w:r>
-          </w:p>
-        </w:tc>
-        <w:tc>
-          <w:tcPr>
-            <w:tcW w:w="1647" w:type="dxa"/>
-          </w:tcPr>
-          <w:p>
-            <w:pPr>
-              <w:spacing w:line="360" w:lineRule="auto"/>
-              <w:jc w:val="both"/>
-            </w:pPr>
-            <w:r>
-              <w:t>Thu hồi ADMIN của quản trị viên cuối cùng hoặc gán role inactive/trùng.</w:t>
-            </w:r>
-          </w:p>
-        </w:tc>
-        <w:tc>
-          <w:tcPr>
-            <w:tcW w:w="2126" w:type="dxa"/>
-          </w:tcPr>
-          <w:p>
-            <w:pPr>
-              <w:spacing w:line="360" w:lineRule="auto"/>
-              <w:jc w:val="both"/>
-            </w:pPr>
-            <w:r>
-              <w:t>LAST_ADMIN_ROLE_FORBIDDEN hoặc mã lỗi phù hợp; không làm hệ thống mất Admin.</w:t>
+              <w:t>Trả đúng 409/422/404/403; không tạo USER hoặc USER_ROLE; không ghi audit thành công; không làm lộ mật khẩu.</w:t>
             </w:r>
           </w:p>
         </w:tc>
@@ -15064,7 +15138,7 @@
               <w:jc w:val="both"/>
             </w:pPr>
             <w:r>
-              <w:t>Gọi endpoint Admin/assignment/policy/audit bằng request thủ công.</w:t>
+              <w:t>Gọi endpoint Admin/assignment/audit bằng request thủ công.</w:t>
             </w:r>
           </w:p>
         </w:tc>
@@ -15772,7 +15846,7 @@
               <w:jc w:val="both"/>
             </w:pPr>
             <w:r>
-              <w:t>API/DB/Redis/Object storage/Worker sẵn sàng; version/build_id được ghi trong bằng chứng.</w:t>
+              <w:t>API/DB/Redis/Worker sẵn sàng; version/build_id được ghi trong bằng chứng.</w:t>
             </w:r>
           </w:p>
         </w:tc>
@@ -16030,41 +16104,37 @@
               <w:jc w:val="both"/>
             </w:pPr>
             <w:r>
-              <w:t xml:space="preserve">Ràng buộc unique/row lock/idempotency </w:t>
-            </w:r>
+              <w:t>Ràng buộc unique/row lock/idempotency ngăn bản ghi trùng và trạng thái sai.</w:t>
+            </w:r>
+          </w:p>
+        </w:tc>
+        <w:tc>
+          <w:tcPr>
+            <w:tcW w:w="1224" w:type="dxa"/>
+          </w:tcPr>
+          <w:p>
+            <w:pPr>
+              <w:spacing w:line="360" w:lineRule="auto"/>
+              <w:jc w:val="both"/>
+            </w:pPr>
+            <w:r>
+              <w:t>EV-API + EV-DB + EV-LOG</w:t>
+            </w:r>
+          </w:p>
+        </w:tc>
+      </w:tr>
+      <w:tr>
+        <w:tc>
+          <w:tcPr>
+            <w:tcW w:w="1129" w:type="dxa"/>
+          </w:tcPr>
+          <w:p>
+            <w:pPr>
+              <w:spacing w:line="360" w:lineRule="auto"/>
+              <w:jc w:val="both"/>
+            </w:pPr>
             <w:r>
               <w:lastRenderedPageBreak/>
-              <w:t>ngăn bản ghi trùng và trạng thái sai.</w:t>
-            </w:r>
-          </w:p>
-        </w:tc>
-        <w:tc>
-          <w:tcPr>
-            <w:tcW w:w="1224" w:type="dxa"/>
-          </w:tcPr>
-          <w:p>
-            <w:pPr>
-              <w:spacing w:line="360" w:lineRule="auto"/>
-              <w:jc w:val="both"/>
-            </w:pPr>
-            <w:r>
-              <w:lastRenderedPageBreak/>
-              <w:t>EV-API + EV-DB + EV-LOG</w:t>
-            </w:r>
-          </w:p>
-        </w:tc>
-      </w:tr>
-      <w:tr>
-        <w:tc>
-          <w:tcPr>
-            <w:tcW w:w="1129" w:type="dxa"/>
-          </w:tcPr>
-          <w:p>
-            <w:pPr>
-              <w:spacing w:line="360" w:lineRule="auto"/>
-              <w:jc w:val="both"/>
-            </w:pPr>
-            <w:r>
               <w:t>TC-A11Y-01</w:t>
             </w:r>
           </w:p>
@@ -16483,55 +16553,51 @@
               <w:jc w:val="both"/>
             </w:pPr>
             <w:r>
-              <w:t xml:space="preserve">State Machine end-to-end, Close/Reopen, </w:t>
-            </w:r>
+              <w:t>State Machine end-to-end, Close/Reopen, Rating và transaction/concurrency.</w:t>
+            </w:r>
+          </w:p>
+        </w:tc>
+        <w:tc>
+          <w:tcPr>
+            <w:tcW w:w="2536" w:type="dxa"/>
+          </w:tcPr>
+          <w:p>
+            <w:pPr>
+              <w:spacing w:line="360" w:lineRule="auto"/>
+              <w:jc w:val="both"/>
+            </w:pPr>
+            <w:r>
+              <w:t>QA + Backend</w:t>
+            </w:r>
+          </w:p>
+        </w:tc>
+        <w:tc>
+          <w:tcPr>
+            <w:tcW w:w="1949" w:type="dxa"/>
+          </w:tcPr>
+          <w:p>
+            <w:pPr>
+              <w:spacing w:line="360" w:lineRule="auto"/>
+              <w:jc w:val="both"/>
+            </w:pPr>
+            <w:r>
+              <w:t>Test run + DB/Audit evidence</w:t>
+            </w:r>
+          </w:p>
+        </w:tc>
+      </w:tr>
+      <w:tr>
+        <w:tc>
+          <w:tcPr>
+            <w:tcW w:w="1696" w:type="dxa"/>
+          </w:tcPr>
+          <w:p>
+            <w:pPr>
+              <w:spacing w:line="360" w:lineRule="auto"/>
+              <w:jc w:val="both"/>
+            </w:pPr>
             <w:r>
               <w:lastRenderedPageBreak/>
-              <w:t>Rating và transaction/concurrency.</w:t>
-            </w:r>
-          </w:p>
-        </w:tc>
-        <w:tc>
-          <w:tcPr>
-            <w:tcW w:w="2536" w:type="dxa"/>
-          </w:tcPr>
-          <w:p>
-            <w:pPr>
-              <w:spacing w:line="360" w:lineRule="auto"/>
-              <w:jc w:val="both"/>
-            </w:pPr>
-            <w:r>
-              <w:lastRenderedPageBreak/>
-              <w:t>QA + Backend</w:t>
-            </w:r>
-          </w:p>
-        </w:tc>
-        <w:tc>
-          <w:tcPr>
-            <w:tcW w:w="1949" w:type="dxa"/>
-          </w:tcPr>
-          <w:p>
-            <w:pPr>
-              <w:spacing w:line="360" w:lineRule="auto"/>
-              <w:jc w:val="both"/>
-            </w:pPr>
-            <w:r>
-              <w:t>Test run + DB/Audit evidence</w:t>
-            </w:r>
-          </w:p>
-        </w:tc>
-      </w:tr>
-      <w:tr>
-        <w:tc>
-          <w:tcPr>
-            <w:tcW w:w="1696" w:type="dxa"/>
-          </w:tcPr>
-          <w:p>
-            <w:pPr>
-              <w:spacing w:line="360" w:lineRule="auto"/>
-              <w:jc w:val="both"/>
-            </w:pPr>
-            <w:r>
               <w:t>D4</w:t>
             </w:r>
           </w:p>
@@ -17615,6 +17681,21 @@
         <w:t>thu</w:t>
       </w:r>
     </w:p>
+    <w:p>
+      <w:pPr>
+        <w:spacing w:line="360" w:lineRule="auto"/>
+        <w:jc w:val="both"/>
+        <w:rPr>
+          <w:lang w:val="vi-VN"/>
+        </w:rPr>
+      </w:pPr>
+      <w:r>
+        <w:rPr>
+          <w:lang w:val="vi-VN"/>
+        </w:rPr>
+        <w:t>Bộ Test Plan gồm 92 kịch bản truy vết cấp nghiệp vụ. Sau khi triển khai, các kịch bản được mở rộng thành các test đơn vị, tích hợp, chức năng, bảo mật, UAT, regression và UI contract. Kết quả thực thi toàn bộ bằng lệnh python -m pytest là 339/339 test Passed. Automated UAT đạt 3/3; kiểm thử business rule đạt 10/10; high-priority regression đạt 3/3. Kết quả UAT thủ công và ảnh giao diện được lưu trong bộ minh chứng riêng.</w:t>
+      </w:r>
+    </w:p>
     <w:tbl>
       <w:tblPr>
         <w:tblStyle w:val="TableGrid"/>
@@ -17648,6 +17729,7 @@
                 <w:b/>
                 <w:bCs/>
               </w:rPr>
+              <w:lastRenderedPageBreak/>
               <w:t>Mã</w:t>
             </w:r>
           </w:p>
@@ -17849,7 +17931,6 @@
               <w:jc w:val="both"/>
             </w:pPr>
             <w:r>
-              <w:lastRenderedPageBreak/>
               <w:t>AC-04</w:t>
             </w:r>
           </w:p>
